--- a/Plano de Trabalho/Plano_De_Trabalho.Final.docx
+++ b/Plano de Trabalho/Plano_De_Trabalho.Final.docx
@@ -50,7 +50,7 @@
                           <pic:cNvPicPr/>
                         </pic:nvPicPr>
                         <pic:blipFill>
-                          <a:blip r:embed="rId6" cstate="print"/>
+                          <a:blip r:embed="rId8" cstate="print"/>
                           <a:stretch>
                             <a:fillRect/>
                           </a:stretch>
@@ -71,7 +71,7 @@
                           <pic:cNvPicPr/>
                         </pic:nvPicPr>
                         <pic:blipFill>
-                          <a:blip r:embed="rId7" cstate="print"/>
+                          <a:blip r:embed="rId9" cstate="print"/>
                           <a:stretch>
                             <a:fillRect/>
                           </a:stretch>
@@ -94,7 +94,7 @@
           </mc:Choice>
           <mc:Fallback>
             <w:pict>
-              <v:group w14:anchorId="387375CB" id="Group 1" o:spid="_x0000_s1026" style="position:absolute;margin-left:4.35pt;margin-top:.1pt;width:607.6pt;height:791.8pt;z-index:-251659776;mso-wrap-distance-left:0;mso-wrap-distance-right:0;mso-position-horizontal-relative:page;mso-position-vertical-relative:page" coordsize="77165,100558" o:gfxdata="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">
+              <v:group w14:anchorId="78E8E767" id="Group 1" o:spid="_x0000_s1026" style="position:absolute;margin-left:4.35pt;margin-top:.1pt;width:607.6pt;height:791.8pt;z-index:-251659776;mso-wrap-distance-left:0;mso-wrap-distance-right:0;mso-position-horizontal-relative:page;mso-position-vertical-relative:page" coordsize="77165,100558" o:gfxdata="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">
                 <v:shapetype id="_x0000_t75" coordsize="21600,21600" o:spt="75" o:preferrelative="t" path="m@4@5l@4@11@9@11@9@5xe" filled="f" stroked="f">
                   <v:stroke joinstyle="miter"/>
                   <v:formulas>
@@ -115,10 +115,10 @@
                   <o:lock v:ext="edit" aspectratio="t"/>
                 </v:shapetype>
                 <v:shape id="Image 2" o:spid="_x0000_s1027" type="#_x0000_t75" style="position:absolute;left:11512;top:12543;width:57199;height:66040;visibility:visible;mso-wrap-style:square" o:gfxdata="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">
-                  <v:imagedata r:id="rId8" o:title=""/>
+                  <v:imagedata r:id="rId10" o:title=""/>
                 </v:shape>
                 <v:shape id="Image 3" o:spid="_x0000_s1028" type="#_x0000_t75" style="position:absolute;width:77165;height:100558;visibility:visible;mso-wrap-style:square" o:gfxdata="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">
-                  <v:imagedata r:id="rId9" o:title=""/>
+                  <v:imagedata r:id="rId11" o:title=""/>
                 </v:shape>
                 <w10:wrap anchorx="page" anchory="page"/>
               </v:group>
@@ -968,7 +968,7 @@
                 <w:sz w:val="23"/>
               </w:rPr>
             </w:pPr>
-            <w:hyperlink r:id="rId10">
+            <w:hyperlink r:id="rId12">
               <w:r>
                 <w:rPr>
                   <w:color w:val="0000FF"/>
@@ -1087,7 +1087,7 @@
                 <w:sz w:val="23"/>
               </w:rPr>
             </w:pPr>
-            <w:hyperlink r:id="rId11">
+            <w:hyperlink r:id="rId13">
               <w:r>
                 <w:rPr>
                   <w:color w:val="0000FF"/>
@@ -1175,7 +1175,7 @@
             <w:r>
               <w:t xml:space="preserve">  </w:t>
             </w:r>
-            <w:hyperlink r:id="rId12" w:history="1">
+            <w:hyperlink r:id="rId14" w:history="1">
               <w:r>
                 <w:rPr>
                   <w:rStyle w:val="Hyperlink"/>
@@ -1227,7 +1227,7 @@
               <w:spacing w:line="241" w:lineRule="exact"/>
               <w:ind w:left="130"/>
             </w:pPr>
-            <w:hyperlink r:id="rId13">
+            <w:hyperlink r:id="rId15">
               <w:r>
                 <w:rPr>
                   <w:color w:val="0000FF"/>
@@ -1322,7 +1322,7 @@
                 <w:sz w:val="23"/>
               </w:rPr>
             </w:pPr>
-            <w:hyperlink r:id="rId14">
+            <w:hyperlink r:id="rId16">
               <w:r>
                 <w:rPr>
                   <w:color w:val="0000FF"/>
@@ -1404,7 +1404,7 @@
                 <w:sz w:val="23"/>
               </w:rPr>
             </w:pPr>
-            <w:hyperlink r:id="rId15">
+            <w:hyperlink r:id="rId17">
               <w:r>
                 <w:rPr>
                   <w:color w:val="0000FF"/>
@@ -1486,7 +1486,7 @@
                 <w:sz w:val="23"/>
               </w:rPr>
             </w:pPr>
-            <w:hyperlink r:id="rId16">
+            <w:hyperlink r:id="rId18">
               <w:r>
                 <w:rPr>
                   <w:color w:val="0000FF"/>
@@ -1567,7 +1567,7 @@
                 <w:sz w:val="23"/>
               </w:rPr>
             </w:pPr>
-            <w:hyperlink r:id="rId17">
+            <w:hyperlink r:id="rId19">
               <w:r>
                 <w:rPr>
                   <w:color w:val="0000FF"/>
@@ -1641,7 +1641,7 @@
                 <w:sz w:val="23"/>
               </w:rPr>
             </w:pPr>
-            <w:hyperlink r:id="rId18">
+            <w:hyperlink r:id="rId20">
               <w:r>
                 <w:rPr>
                   <w:color w:val="0000FF"/>
@@ -1723,7 +1723,7 @@
                 <w:sz w:val="23"/>
               </w:rPr>
             </w:pPr>
-            <w:hyperlink r:id="rId19">
+            <w:hyperlink r:id="rId21">
               <w:r>
                 <w:rPr>
                   <w:color w:val="0000FF"/>
@@ -1825,7 +1825,7 @@
                 <w:sz w:val="23"/>
               </w:rPr>
             </w:pPr>
-            <w:hyperlink r:id="rId20">
+            <w:hyperlink r:id="rId22">
               <w:r>
                 <w:rPr>
                   <w:color w:val="0000FF"/>
@@ -1877,7 +1877,7 @@
               <w:spacing w:line="241" w:lineRule="exact"/>
               <w:ind w:left="130"/>
             </w:pPr>
-            <w:hyperlink r:id="rId21">
+            <w:hyperlink r:id="rId23">
               <w:r>
                 <w:rPr>
                   <w:color w:val="0000FF"/>
@@ -1972,7 +1972,7 @@
                 <w:sz w:val="23"/>
               </w:rPr>
             </w:pPr>
-            <w:hyperlink r:id="rId22">
+            <w:hyperlink r:id="rId24">
               <w:r>
                 <w:rPr>
                   <w:color w:val="0000FF"/>
@@ -2168,7 +2168,7 @@
                 </mc:Choice>
                 <mc:Fallback>
                   <w:pict>
-                    <v:group w14:anchorId="012C0F70" id="Group 4" o:spid="_x0000_s1026" style="position:absolute;margin-left:.9pt;margin-top:-.45pt;width:502.55pt;height:13.8pt;z-index:-251657728;mso-wrap-distance-left:0;mso-wrap-distance-right:0" coordsize="63823,1752" o:gfxdata="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">
+                    <v:group w14:anchorId="67018A1B" id="Group 4" o:spid="_x0000_s1026" style="position:absolute;margin-left:.9pt;margin-top:-.45pt;width:502.55pt;height:13.8pt;z-index:-251657728;mso-wrap-distance-left:0;mso-wrap-distance-right:0" coordsize="63823,1752" o:gfxdata="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">
                       <v:shape id="Graphic 5" o:spid="_x0000_s1027" style="position:absolute;width:63823;height:1752;visibility:visible;mso-wrap-style:square;v-text-anchor:top" coordsize="6382385,175260" o:gfxdata="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" path="m6382258,l,,,175260r6382258,l6382258,xe" fillcolor="#d9d9d9" stroked="f">
                         <v:path arrowok="t"/>
                       </v:shape>
@@ -3403,7 +3403,7 @@
                     <pic:cNvPicPr/>
                   </pic:nvPicPr>
                   <pic:blipFill>
-                    <a:blip r:embed="rId23" cstate="print"/>
+                    <a:blip r:embed="rId25" cstate="print"/>
                     <a:stretch>
                       <a:fillRect/>
                     </a:stretch>
@@ -4562,7 +4562,7 @@
                 </mc:Choice>
                 <mc:Fallback>
                   <w:pict>
-                    <v:group w14:anchorId="1A49508D" id="Group 15" o:spid="_x0000_s1026" style="position:absolute;margin-left:.9pt;margin-top:0;width:502.55pt;height:13.8pt;z-index:-251663872;mso-wrap-distance-left:0;mso-wrap-distance-right:0" coordsize="63823,1752" o:gfxdata="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">
+                    <v:group w14:anchorId="60BD9CE9" id="Group 15" o:spid="_x0000_s1026" style="position:absolute;margin-left:.9pt;margin-top:0;width:502.55pt;height:13.8pt;z-index:-251663872;mso-wrap-distance-left:0;mso-wrap-distance-right:0" coordsize="63823,1752" o:gfxdata="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">
                       <v:shape id="Graphic 16" o:spid="_x0000_s1027" style="position:absolute;width:63823;height:1752;visibility:visible;mso-wrap-style:square;v-text-anchor:top" coordsize="6382385,175260" o:gfxdata="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" path="m6382258,l,,,175259r6382258,l6382258,xe" fillcolor="#d9d9d9" stroked="f">
                         <v:path arrowok="t"/>
                       </v:shape>
@@ -5169,7 +5169,7 @@
                 </mc:Choice>
                 <mc:Fallback>
                   <w:pict>
-                    <v:group w14:anchorId="252AFA64" id="Group 17" o:spid="_x0000_s1026" style="position:absolute;margin-left:.9pt;margin-top:0;width:502.55pt;height:13.8pt;z-index:-251662848;mso-wrap-distance-left:0;mso-wrap-distance-right:0" coordsize="63823,1752" o:gfxdata="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">
+                    <v:group w14:anchorId="7AD6F836" id="Group 17" o:spid="_x0000_s1026" style="position:absolute;margin-left:.9pt;margin-top:0;width:502.55pt;height:13.8pt;z-index:-251662848;mso-wrap-distance-left:0;mso-wrap-distance-right:0" coordsize="63823,1752" o:gfxdata="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">
                       <v:shape id="Graphic 18" o:spid="_x0000_s1027" style="position:absolute;width:63823;height:1752;visibility:visible;mso-wrap-style:square;v-text-anchor:top" coordsize="6382385,175260" o:gfxdata="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" path="m6382258,l,,,175260r6382258,l6382258,xe" fillcolor="#d9d9d9" stroked="f">
                         <v:path arrowok="t"/>
                       </v:shape>
@@ -5946,7 +5946,7 @@
                 </mc:Choice>
                 <mc:Fallback>
                   <w:pict>
-                    <v:group w14:anchorId="4304F0C8" id="Group 19" o:spid="_x0000_s1026" style="position:absolute;margin-left:.9pt;margin-top:0;width:502.55pt;height:13.8pt;z-index:-251660800;mso-wrap-distance-left:0;mso-wrap-distance-right:0" coordsize="63823,1752" o:gfxdata="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">
+                    <v:group w14:anchorId="1994B7E9" id="Group 19" o:spid="_x0000_s1026" style="position:absolute;margin-left:.9pt;margin-top:0;width:502.55pt;height:13.8pt;z-index:-251660800;mso-wrap-distance-left:0;mso-wrap-distance-right:0" coordsize="63823,1752" o:gfxdata="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">
                       <v:shape id="Graphic 20" o:spid="_x0000_s1027" style="position:absolute;width:63823;height:1752;visibility:visible;mso-wrap-style:square;v-text-anchor:top" coordsize="6382385,175260" o:gfxdata="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" path="m6382258,l,,,175260r6382258,l6382258,xe" fillcolor="#d9d9d9" stroked="f">
                         <v:path arrowok="t"/>
                       </v:shape>
@@ -6037,7 +6037,7 @@
                                 <pic:cNvPicPr/>
                               </pic:nvPicPr>
                               <pic:blipFill>
-                                <a:blip r:embed="rId6" cstate="print"/>
+                                <a:blip r:embed="rId8" cstate="print"/>
                                 <a:stretch>
                                   <a:fillRect/>
                                 </a:stretch>
@@ -6058,7 +6058,7 @@
                                 <pic:cNvPicPr/>
                               </pic:nvPicPr>
                               <pic:blipFill>
-                                <a:blip r:embed="rId7" cstate="print"/>
+                                <a:blip r:embed="rId9" cstate="print"/>
                                 <a:stretch>
                                   <a:fillRect/>
                                 </a:stretch>
@@ -6079,7 +6079,7 @@
                                 <pic:cNvPicPr/>
                               </pic:nvPicPr>
                               <pic:blipFill>
-                                <a:blip r:embed="rId23" cstate="print"/>
+                                <a:blip r:embed="rId25" cstate="print"/>
                                 <a:stretch>
                                   <a:fillRect/>
                                 </a:stretch>
@@ -6100,7 +6100,7 @@
                                 <pic:cNvPicPr/>
                               </pic:nvPicPr>
                               <pic:blipFill>
-                                <a:blip r:embed="rId24" cstate="print"/>
+                                <a:blip r:embed="rId26" cstate="print"/>
                                 <a:stretch>
                                   <a:fillRect/>
                                 </a:stretch>
@@ -6121,7 +6121,7 @@
                                 <pic:cNvPicPr/>
                               </pic:nvPicPr>
                               <pic:blipFill>
-                                <a:blip r:embed="rId6" cstate="print"/>
+                                <a:blip r:embed="rId8" cstate="print"/>
                                 <a:stretch>
                                   <a:fillRect/>
                                 </a:stretch>
@@ -6142,7 +6142,7 @@
                                 <pic:cNvPicPr/>
                               </pic:nvPicPr>
                               <pic:blipFill>
-                                <a:blip r:embed="rId7" cstate="print"/>
+                                <a:blip r:embed="rId9" cstate="print"/>
                                 <a:stretch>
                                   <a:fillRect/>
                                 </a:stretch>
@@ -6163,7 +6163,7 @@
                                 <pic:cNvPicPr/>
                               </pic:nvPicPr>
                               <pic:blipFill>
-                                <a:blip r:embed="rId23" cstate="print"/>
+                                <a:blip r:embed="rId25" cstate="print"/>
                                 <a:stretch>
                                   <a:fillRect/>
                                 </a:stretch>
@@ -6186,27 +6186,27 @@
                 </mc:Choice>
                 <mc:Fallback>
                   <w:pict>
-                    <v:group w14:anchorId="6EC9E8EC" id="Group 7" o:spid="_x0000_s1026" style="position:absolute;margin-left:-83.6pt;margin-top:-444.5pt;width:607.85pt;height:791.8pt;z-index:-251664896;mso-wrap-distance-left:0;mso-wrap-distance-right:0;mso-position-horizontal-relative:page;mso-position-vertical-relative:page" coordsize="77196,100558" o:gfxdata="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">
+                    <v:group w14:anchorId="16FC44DA" id="Group 7" o:spid="_x0000_s1026" style="position:absolute;margin-left:-83.6pt;margin-top:-444.5pt;width:607.85pt;height:791.8pt;z-index:-251664896;mso-wrap-distance-left:0;mso-wrap-distance-right:0;mso-position-horizontal-relative:page;mso-position-vertical-relative:page" coordsize="77196,100558" o:gfxdata="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">
                       <v:shape id="Image 8" o:spid="_x0000_s1027" type="#_x0000_t75" style="position:absolute;left:11544;top:12543;width:57198;height:66040;visibility:visible;mso-wrap-style:square" o:gfxdata="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">
-                        <v:imagedata r:id="rId8" o:title=""/>
+                        <v:imagedata r:id="rId10" o:title=""/>
                       </v:shape>
                       <v:shape id="Image 9" o:spid="_x0000_s1028" type="#_x0000_t75" style="position:absolute;left:31;width:77165;height:100558;visibility:visible;mso-wrap-style:square" o:gfxdata="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">
-                        <v:imagedata r:id="rId9" o:title=""/>
+                        <v:imagedata r:id="rId11" o:title=""/>
                       </v:shape>
                       <v:shape id="Image 10" o:spid="_x0000_s1029" type="#_x0000_t75" style="position:absolute;left:3073;top:85960;width:69534;height:11969;visibility:visible;mso-wrap-style:square" o:gfxdata="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">
-                        <v:imagedata r:id="rId25" o:title=""/>
+                        <v:imagedata r:id="rId27" o:title=""/>
                       </v:shape>
                       <v:shape id="Image 11" o:spid="_x0000_s1030" type="#_x0000_t75" style="position:absolute;top:85086;width:77165;height:15472;visibility:visible;mso-wrap-style:square" o:gfxdata="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">
-                        <v:imagedata r:id="rId26" o:title=""/>
+                        <v:imagedata r:id="rId28" o:title=""/>
                       </v:shape>
                       <v:shape id="Image 12" o:spid="_x0000_s1031" type="#_x0000_t75" style="position:absolute;left:11544;top:12543;width:57198;height:66040;visibility:visible;mso-wrap-style:square" o:gfxdata="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">
-                        <v:imagedata r:id="rId8" o:title=""/>
+                        <v:imagedata r:id="rId10" o:title=""/>
                       </v:shape>
                       <v:shape id="Image 13" o:spid="_x0000_s1032" type="#_x0000_t75" style="position:absolute;left:31;width:77165;height:100558;visibility:visible;mso-wrap-style:square" o:gfxdata="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">
-                        <v:imagedata r:id="rId9" o:title=""/>
+                        <v:imagedata r:id="rId11" o:title=""/>
                       </v:shape>
                       <v:shape id="Image 14" o:spid="_x0000_s1033" type="#_x0000_t75" style="position:absolute;left:3073;top:85960;width:69534;height:11969;visibility:visible;mso-wrap-style:square" o:gfxdata="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">
-                        <v:imagedata r:id="rId25" o:title=""/>
+                        <v:imagedata r:id="rId27" o:title=""/>
                       </v:shape>
                       <w10:wrap anchorx="page" anchory="page"/>
                     </v:group>
@@ -6711,7 +6711,7 @@
                 <w:sz w:val="24"/>
                 <w:szCs w:val="24"/>
               </w:rPr>
-              <w:t xml:space="preserve">Realizar o diagnóstico de TI por meio de entrevista, questionários e observação direta dos recursos de TI, infraestrutura e utilização dos sistemas nos processos da empresa, no período de </w:t>
+              <w:t xml:space="preserve">Realizar o diagnóstico de TI por meio de entrevista e observação direta dos recursos de TI, infraestrutura e utilização dos sistemas nos processos da empresa, no período de </w:t>
             </w:r>
             <w:r>
               <w:rPr>
@@ -6729,33 +6729,6 @@
                 <w:bCs/>
               </w:rPr>
               <w:t>.</w:t>
-            </w:r>
-          </w:p>
-          <w:p>
-            <w:pPr>
-              <w:pStyle w:val="TableParagraph"/>
-              <w:numPr>
-                <w:ilvl w:val="0"/>
-                <w:numId w:val="3"/>
-              </w:numPr>
-              <w:tabs>
-                <w:tab w:val="left" w:pos="727"/>
-                <w:tab w:val="left" w:pos="729"/>
-              </w:tabs>
-              <w:spacing w:line="252" w:lineRule="auto"/>
-              <w:ind w:right="-29"/>
-              <w:jc w:val="both"/>
-              <w:rPr>
-                <w:sz w:val="28"/>
-                <w:szCs w:val="28"/>
-              </w:rPr>
-            </w:pPr>
-            <w:r>
-              <w:rPr>
-                <w:sz w:val="24"/>
-                <w:szCs w:val="24"/>
-              </w:rPr>
-              <w:t>Mapear os softwares, hardwares e a infraestrutura de rede utilizados pela empresa, identificando os recursos tecnológicos disponíveis e sua utilização, no período de 06/10/2026 a 07/10/2026.</w:t>
             </w:r>
           </w:p>
           <w:p>
@@ -6920,7 +6893,7 @@
                                 <w:sz w:val="24"/>
                                 <w:szCs w:val="24"/>
                               </w:rPr>
-                              <w:t>Realizar a análise e interpretação dos dados do diagnóstico e aplicar as ferramentas SWOT, GUT, Pareto, avaliação de maturidade de TI e Ishikawa, no período de 14/10/2026 a 22/10/2026.</w:t>
+                              <w:t>Realizar a análise e interpretação dos dados do diagnóstico e aplicar as ferramentas SWOT, GUT, avaliação de maturidade de TI e Ishikawa, no período de 14/10/2026 a 22/10/2026.</w:t>
                             </w:r>
                           </w:p>
                           <w:p>
@@ -7130,7 +7103,7 @@
                           <w:sz w:val="24"/>
                           <w:szCs w:val="24"/>
                         </w:rPr>
-                        <w:t>Realizar a análise e interpretação dos dados do diagnóstico e aplicar as ferramentas SWOT, GUT, Pareto, avaliação de maturidade de TI e Ishikawa, no período de 14/10/2026 a 22/10/2026.</w:t>
+                        <w:t>Realizar a análise e interpretação dos dados do diagnóstico e aplicar as ferramentas SWOT, GUT, avaliação de maturidade de TI e Ishikawa, no período de 14/10/2026 a 22/10/2026.</w:t>
                       </w:r>
                     </w:p>
                     <w:p>
@@ -7840,7 +7813,7 @@
                 <w:sz w:val="24"/>
                 <w:szCs w:val="24"/>
               </w:rPr>
-              <w:t>Quantidade de instrumentos de coleta de dados de TI aplicados (entrevista, questionários e observação direta) (GPA</w:t>
+              <w:t>Quantidade de instrumentos de coleta de dados de TI aplicados (entrevista, e observação direta) (GPA</w:t>
             </w:r>
             <w:r>
               <w:rPr>
@@ -7878,46 +7851,6 @@
               <w:ind w:left="737" w:right="535" w:hanging="360"/>
               <w:jc w:val="both"/>
               <w:rPr>
-                <w:sz w:val="32"/>
-                <w:szCs w:val="32"/>
-              </w:rPr>
-            </w:pPr>
-            <w:r>
-              <w:rPr>
-                <w:sz w:val="24"/>
-                <w:szCs w:val="24"/>
-              </w:rPr>
-              <w:t>Quantidade de softwares, hardwares e componentes da infraestrutura de rede identificados e mapeados (</w:t>
-            </w:r>
-            <w:r>
-              <w:rPr>
-                <w:sz w:val="24"/>
-                <w:szCs w:val="24"/>
-              </w:rPr>
-              <w:t>GPA/</w:t>
-            </w:r>
-            <w:r>
-              <w:rPr>
-                <w:sz w:val="24"/>
-                <w:szCs w:val="24"/>
-              </w:rPr>
-              <w:t>GitHub).</w:t>
-            </w:r>
-          </w:p>
-          <w:p>
-            <w:pPr>
-              <w:pStyle w:val="TableParagraph"/>
-              <w:numPr>
-                <w:ilvl w:val="0"/>
-                <w:numId w:val="1"/>
-              </w:numPr>
-              <w:tabs>
-                <w:tab w:val="left" w:pos="737"/>
-              </w:tabs>
-              <w:spacing w:before="14" w:line="247" w:lineRule="auto"/>
-              <w:ind w:left="737" w:right="535" w:hanging="360"/>
-              <w:jc w:val="both"/>
-              <w:rPr>
                 <w:sz w:val="28"/>
                 <w:szCs w:val="28"/>
               </w:rPr>
@@ -7979,7 +7912,7 @@
                 <w:sz w:val="24"/>
                 <w:szCs w:val="24"/>
               </w:rPr>
-              <w:t>Resultados obtidos na aplicação das ferramentas de análise SWOT, GUT, Pareto, avaliação de maturidade de TI e Ishikawa (GPA/GitHub).</w:t>
+              <w:t>Resultados obtidos na aplicação das ferramentas de análise SWOT, GUT, avaliação de maturidade de TI e Ishikawa (GPA/GitHub).</w:t>
             </w:r>
           </w:p>
           <w:p>
@@ -8447,7 +8380,7 @@
                     <pic:cNvPicPr/>
                   </pic:nvPicPr>
                   <pic:blipFill>
-                    <a:blip r:embed="rId27" cstate="print"/>
+                    <a:blip r:embed="rId29" cstate="print"/>
                     <a:stretch>
                       <a:fillRect/>
                     </a:stretch>
@@ -10318,7 +10251,7 @@
                           <pic:cNvPicPr/>
                         </pic:nvPicPr>
                         <pic:blipFill>
-                          <a:blip r:embed="rId6" cstate="print"/>
+                          <a:blip r:embed="rId8" cstate="print"/>
                           <a:stretch>
                             <a:fillRect/>
                           </a:stretch>
@@ -10339,7 +10272,7 @@
                           <pic:cNvPicPr/>
                         </pic:nvPicPr>
                         <pic:blipFill>
-                          <a:blip r:embed="rId28" cstate="print"/>
+                          <a:blip r:embed="rId30" cstate="print"/>
                           <a:stretch>
                             <a:fillRect/>
                           </a:stretch>
@@ -10362,12 +10295,12 @@
           </mc:Choice>
           <mc:Fallback>
             <w:pict>
-              <v:group w14:anchorId="0C0F6FD4" id="Group 23" o:spid="_x0000_s1026" style="position:absolute;margin-left:-3.7pt;margin-top:3.2pt;width:791.35pt;height:609.35pt;z-index:-251658752;mso-wrap-distance-left:0;mso-wrap-distance-right:0;mso-position-horizontal-relative:page;mso-position-vertical-relative:page" coordsize="100501,77387" o:gfxdata="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">
+              <v:group w14:anchorId="1796EEDF" id="Group 23" o:spid="_x0000_s1026" style="position:absolute;margin-left:-3.7pt;margin-top:3.2pt;width:791.35pt;height:609.35pt;z-index:-251658752;mso-wrap-distance-left:0;mso-wrap-distance-right:0;mso-position-horizontal-relative:page;mso-position-vertical-relative:page" coordsize="100501,77387" o:gfxdata="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">
                 <v:shape id="Image 24" o:spid="_x0000_s1027" type="#_x0000_t75" style="position:absolute;left:39286;top:24008;width:25569;height:29517;visibility:visible;mso-wrap-style:square" o:gfxdata="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">
-                  <v:imagedata r:id="rId8" o:title=""/>
+                  <v:imagedata r:id="rId10" o:title=""/>
                 </v:shape>
                 <v:shape id="Image 25" o:spid="_x0000_s1028" type="#_x0000_t75" style="position:absolute;width:100501;height:77387;visibility:visible;mso-wrap-style:square" o:gfxdata="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">
-                  <v:imagedata r:id="rId29" o:title=""/>
+                  <v:imagedata r:id="rId31" o:title=""/>
                 </v:shape>
                 <w10:wrap anchorx="page" anchory="page"/>
               </v:group>
@@ -10405,7 +10338,7 @@
                     <pic:cNvPicPr/>
                   </pic:nvPicPr>
                   <pic:blipFill>
-                    <a:blip r:embed="rId23" cstate="print"/>
+                    <a:blip r:embed="rId25" cstate="print"/>
                     <a:stretch>
                       <a:fillRect/>
                     </a:stretch>
@@ -10481,7 +10414,7 @@
                     <pic:cNvPicPr/>
                   </pic:nvPicPr>
                   <pic:blipFill>
-                    <a:blip r:embed="rId6" cstate="print"/>
+                    <a:blip r:embed="rId8" cstate="print"/>
                     <a:stretch>
                       <a:fillRect/>
                     </a:stretch>
@@ -10572,7 +10505,7 @@
                           <pic:cNvPicPr/>
                         </pic:nvPicPr>
                         <pic:blipFill>
-                          <a:blip r:embed="rId30" cstate="print"/>
+                          <a:blip r:embed="rId32" cstate="print"/>
                           <a:stretch>
                             <a:fillRect/>
                           </a:stretch>
@@ -14250,7 +14183,23 @@
                 <w:sz w:val="23"/>
                 <w:szCs w:val="23"/>
               </w:rPr>
-              <w:t>Isabele, Ian e Igor</w:t>
+              <w:t>Isabele</w:t>
+            </w:r>
+            <w:r>
+              <w:rPr>
+                <w:color w:val="000000"/>
+                <w:sz w:val="23"/>
+                <w:szCs w:val="23"/>
+              </w:rPr>
+              <w:t xml:space="preserve"> e</w:t>
+            </w:r>
+            <w:r>
+              <w:rPr>
+                <w:color w:val="000000"/>
+                <w:sz w:val="23"/>
+                <w:szCs w:val="23"/>
+              </w:rPr>
+              <w:t xml:space="preserve"> Ian</w:t>
             </w:r>
           </w:p>
         </w:tc>
@@ -14353,7 +14302,6 @@
               <w:bottom w:val="single" w:sz="4" w:space="0" w:color="000000"/>
               <w:right w:val="single" w:sz="4" w:space="0" w:color="auto"/>
             </w:tcBorders>
-            <w:vAlign w:val="center"/>
           </w:tcPr>
           <w:p>
             <w:pPr>
@@ -14367,14 +14315,6 @@
                 <w:sz w:val="24"/>
               </w:rPr>
             </w:pPr>
-            <w:r>
-              <w:rPr>
-                <w:spacing w:val="-5"/>
-                <w:w w:val="105"/>
-                <w:sz w:val="24"/>
-              </w:rPr>
-              <w:t>14</w:t>
-            </w:r>
           </w:p>
         </w:tc>
         <w:tc>
@@ -14412,73 +14352,17 @@
               <w:ind w:left="87"/>
               <w:rPr>
                 <w:w w:val="105"/>
-                <w:sz w:val="23"/>
-              </w:rPr>
-            </w:pPr>
-            <w:r>
-              <w:rPr>
-                <w:w w:val="105"/>
-                <w:sz w:val="24"/>
-                <w:szCs w:val="24"/>
-              </w:rPr>
-              <w:t>Realizar</w:t>
-            </w:r>
-            <w:r>
-              <w:rPr>
-                <w:w w:val="105"/>
-                <w:sz w:val="24"/>
-                <w:szCs w:val="24"/>
-              </w:rPr>
-              <w:t xml:space="preserve"> a</w:t>
-            </w:r>
-            <w:r>
-              <w:rPr>
-                <w:w w:val="105"/>
-                <w:sz w:val="24"/>
-                <w:szCs w:val="24"/>
-              </w:rPr>
-              <w:t xml:space="preserve"> </w:t>
-            </w:r>
-            <w:r>
-              <w:rPr>
-                <w:w w:val="105"/>
-                <w:sz w:val="24"/>
-                <w:szCs w:val="24"/>
-              </w:rPr>
-              <w:t>t</w:t>
-            </w:r>
-            <w:r>
-              <w:rPr>
-                <w:w w:val="105"/>
-                <w:sz w:val="24"/>
-                <w:szCs w:val="24"/>
-              </w:rPr>
-              <w:t xml:space="preserve">abulação </w:t>
-            </w:r>
-            <w:r>
-              <w:rPr>
-                <w:w w:val="105"/>
-                <w:sz w:val="24"/>
-                <w:szCs w:val="24"/>
-              </w:rPr>
-              <w:t xml:space="preserve">dos dados </w:t>
-            </w:r>
-            <w:r>
-              <w:rPr>
-                <w:w w:val="105"/>
-                <w:sz w:val="24"/>
-                <w:szCs w:val="24"/>
-              </w:rPr>
-              <w:t>coletados na entrevista.</w:t>
-            </w:r>
-            <w:r>
-              <w:rPr>
-                <w:w w:val="105"/>
-                <w:sz w:val="24"/>
-                <w:szCs w:val="24"/>
-              </w:rPr>
-              <w:br/>
-              <w:t>(Preencher no relatório)</w:t>
+                <w:sz w:val="24"/>
+                <w:szCs w:val="24"/>
+              </w:rPr>
+            </w:pPr>
+            <w:r>
+              <w:rPr>
+                <w:w w:val="105"/>
+                <w:sz w:val="24"/>
+                <w:szCs w:val="24"/>
+              </w:rPr>
+              <w:t>Elaborar Sumula da Entrevista</w:t>
             </w:r>
           </w:p>
         </w:tc>
@@ -14491,7 +14375,6 @@
               <w:bottom w:val="single" w:sz="4" w:space="0" w:color="000000"/>
               <w:right w:val="single" w:sz="4" w:space="0" w:color="000000"/>
             </w:tcBorders>
-            <w:vAlign w:val="center"/>
           </w:tcPr>
           <w:p>
             <w:pPr>
@@ -14500,18 +14383,18 @@
               <w:ind w:left="36" w:right="30"/>
               <w:jc w:val="center"/>
               <w:rPr>
-                <w:spacing w:val="-2"/>
-                <w:w w:val="105"/>
-                <w:sz w:val="23"/>
-              </w:rPr>
-            </w:pPr>
-            <w:r>
-              <w:rPr>
                 <w:color w:val="000000"/>
                 <w:sz w:val="23"/>
                 <w:szCs w:val="23"/>
               </w:rPr>
-              <w:t>Kauã, Ghabriell e Lucas</w:t>
+            </w:pPr>
+            <w:r>
+              <w:rPr>
+                <w:color w:val="000000"/>
+                <w:sz w:val="23"/>
+                <w:szCs w:val="23"/>
+              </w:rPr>
+              <w:t>Igor</w:t>
             </w:r>
           </w:p>
         </w:tc>
@@ -14524,7 +14407,6 @@
               <w:bottom w:val="single" w:sz="4" w:space="0" w:color="000000"/>
               <w:right w:val="single" w:sz="4" w:space="0" w:color="000000"/>
             </w:tcBorders>
-            <w:vAlign w:val="center"/>
           </w:tcPr>
           <w:p>
             <w:pPr>
@@ -14558,7 +14440,6 @@
               <w:bottom w:val="single" w:sz="4" w:space="0" w:color="000000"/>
               <w:right w:val="single" w:sz="4" w:space="0" w:color="000000"/>
             </w:tcBorders>
-            <w:vAlign w:val="center"/>
           </w:tcPr>
           <w:p>
             <w:pPr>
@@ -14579,7 +14460,7 @@
                 <w:sz w:val="24"/>
                 <w:szCs w:val="24"/>
               </w:rPr>
-              <w:t>18/09/2026</w:t>
+              <w:t>15/09/2026</w:t>
             </w:r>
           </w:p>
         </w:tc>
@@ -14636,15 +14517,7 @@
                 <w:w w:val="105"/>
                 <w:sz w:val="24"/>
               </w:rPr>
-              <w:t>1</w:t>
-            </w:r>
-            <w:r>
-              <w:rPr>
-                <w:spacing w:val="-5"/>
-                <w:w w:val="105"/>
-                <w:sz w:val="24"/>
-              </w:rPr>
-              <w:t>5</w:t>
+              <w:t>14</w:t>
             </w:r>
           </w:p>
         </w:tc>
@@ -14692,7 +14565,64 @@
                 <w:sz w:val="24"/>
                 <w:szCs w:val="24"/>
               </w:rPr>
-              <w:t>Elaborar Organograma da empresa de acordo com os dados organizacionais levantados na entrevista.</w:t>
+              <w:t>Realizar</w:t>
+            </w:r>
+            <w:r>
+              <w:rPr>
+                <w:w w:val="105"/>
+                <w:sz w:val="24"/>
+                <w:szCs w:val="24"/>
+              </w:rPr>
+              <w:t xml:space="preserve"> a</w:t>
+            </w:r>
+            <w:r>
+              <w:rPr>
+                <w:w w:val="105"/>
+                <w:sz w:val="24"/>
+                <w:szCs w:val="24"/>
+              </w:rPr>
+              <w:t xml:space="preserve"> </w:t>
+            </w:r>
+            <w:r>
+              <w:rPr>
+                <w:w w:val="105"/>
+                <w:sz w:val="24"/>
+                <w:szCs w:val="24"/>
+              </w:rPr>
+              <w:t>t</w:t>
+            </w:r>
+            <w:r>
+              <w:rPr>
+                <w:w w:val="105"/>
+                <w:sz w:val="24"/>
+                <w:szCs w:val="24"/>
+              </w:rPr>
+              <w:t xml:space="preserve">abulação </w:t>
+            </w:r>
+            <w:r>
+              <w:rPr>
+                <w:w w:val="105"/>
+                <w:sz w:val="24"/>
+                <w:szCs w:val="24"/>
+              </w:rPr>
+              <w:t xml:space="preserve">dos dados </w:t>
+            </w:r>
+            <w:r>
+              <w:rPr>
+                <w:w w:val="105"/>
+                <w:sz w:val="24"/>
+                <w:szCs w:val="24"/>
+              </w:rPr>
+              <w:t>coletados na entrevista.</w:t>
+            </w:r>
+            <w:r>
+              <w:rPr>
+                <w:w w:val="105"/>
+                <w:sz w:val="24"/>
+                <w:szCs w:val="24"/>
+              </w:rPr>
+              <w:br/>
+              <w:t>(Preencher no relatório)</w:t>
             </w:r>
           </w:p>
         </w:tc>
@@ -14725,7 +14655,7 @@
                 <w:sz w:val="23"/>
                 <w:szCs w:val="23"/>
               </w:rPr>
-              <w:t xml:space="preserve">Jairo, Luan e Thiago </w:t>
+              <w:t>Kauã, Ghabriell e Lucas</w:t>
             </w:r>
           </w:p>
         </w:tc>
@@ -14759,7 +14689,7 @@
                 <w:sz w:val="24"/>
                 <w:szCs w:val="24"/>
               </w:rPr>
-              <w:t>19/09/2026</w:t>
+              <w:t>15/09/2026</w:t>
             </w:r>
           </w:p>
         </w:tc>
@@ -14793,7 +14723,7 @@
                 <w:sz w:val="24"/>
                 <w:szCs w:val="24"/>
               </w:rPr>
-              <w:t>20/09/2026</w:t>
+              <w:t>18/09/2026</w:t>
             </w:r>
           </w:p>
         </w:tc>
@@ -14830,6 +14760,220 @@
               <w:bottom w:val="single" w:sz="4" w:space="0" w:color="000000"/>
               <w:right w:val="single" w:sz="4" w:space="0" w:color="auto"/>
             </w:tcBorders>
+            <w:vAlign w:val="center"/>
+          </w:tcPr>
+          <w:p>
+            <w:pPr>
+              <w:pStyle w:val="TableParagraph"/>
+              <w:spacing w:before="7"/>
+              <w:ind w:left="64" w:right="14"/>
+              <w:jc w:val="center"/>
+              <w:rPr>
+                <w:spacing w:val="-5"/>
+                <w:w w:val="105"/>
+                <w:sz w:val="24"/>
+              </w:rPr>
+            </w:pPr>
+            <w:r>
+              <w:rPr>
+                <w:spacing w:val="-5"/>
+                <w:w w:val="105"/>
+                <w:sz w:val="24"/>
+              </w:rPr>
+              <w:t>1</w:t>
+            </w:r>
+            <w:r>
+              <w:rPr>
+                <w:spacing w:val="-5"/>
+                <w:w w:val="105"/>
+                <w:sz w:val="24"/>
+              </w:rPr>
+              <w:t>5</w:t>
+            </w:r>
+          </w:p>
+        </w:tc>
+        <w:tc>
+          <w:tcPr>
+            <w:tcW w:w="3278" w:type="dxa"/>
+            <w:vMerge/>
+            <w:tcBorders>
+              <w:left w:val="single" w:sz="4" w:space="0" w:color="auto"/>
+              <w:bottom w:val="single" w:sz="4" w:space="0" w:color="auto"/>
+              <w:right w:val="single" w:sz="4" w:space="0" w:color="auto"/>
+            </w:tcBorders>
+          </w:tcPr>
+          <w:p>
+            <w:pPr>
+              <w:rPr>
+                <w:sz w:val="2"/>
+                <w:szCs w:val="2"/>
+              </w:rPr>
+            </w:pPr>
+          </w:p>
+        </w:tc>
+        <w:tc>
+          <w:tcPr>
+            <w:tcW w:w="4611" w:type="dxa"/>
+            <w:tcBorders>
+              <w:top w:val="single" w:sz="4" w:space="0" w:color="000000"/>
+              <w:left w:val="single" w:sz="4" w:space="0" w:color="auto"/>
+              <w:bottom w:val="single" w:sz="4" w:space="0" w:color="000000"/>
+              <w:right w:val="single" w:sz="4" w:space="0" w:color="000000"/>
+            </w:tcBorders>
+          </w:tcPr>
+          <w:p>
+            <w:pPr>
+              <w:pStyle w:val="TableParagraph"/>
+              <w:ind w:left="87"/>
+              <w:rPr>
+                <w:w w:val="105"/>
+                <w:sz w:val="23"/>
+              </w:rPr>
+            </w:pPr>
+            <w:r>
+              <w:rPr>
+                <w:w w:val="105"/>
+                <w:sz w:val="24"/>
+                <w:szCs w:val="24"/>
+              </w:rPr>
+              <w:t>Elaborar Organograma da empresa de acordo com os dados organizacionais levantados na entrevista.</w:t>
+            </w:r>
+          </w:p>
+        </w:tc>
+        <w:tc>
+          <w:tcPr>
+            <w:tcW w:w="1924" w:type="dxa"/>
+            <w:tcBorders>
+              <w:top w:val="single" w:sz="4" w:space="0" w:color="000000"/>
+              <w:left w:val="single" w:sz="4" w:space="0" w:color="000000"/>
+              <w:bottom w:val="single" w:sz="4" w:space="0" w:color="000000"/>
+              <w:right w:val="single" w:sz="4" w:space="0" w:color="000000"/>
+            </w:tcBorders>
+            <w:vAlign w:val="center"/>
+          </w:tcPr>
+          <w:p>
+            <w:pPr>
+              <w:pStyle w:val="TableParagraph"/>
+              <w:spacing w:before="7"/>
+              <w:ind w:left="36" w:right="30"/>
+              <w:jc w:val="center"/>
+              <w:rPr>
+                <w:spacing w:val="-2"/>
+                <w:w w:val="105"/>
+                <w:sz w:val="23"/>
+              </w:rPr>
+            </w:pPr>
+            <w:r>
+              <w:rPr>
+                <w:color w:val="000000"/>
+                <w:sz w:val="23"/>
+                <w:szCs w:val="23"/>
+              </w:rPr>
+              <w:t xml:space="preserve">Jairo, Luan e Thiago </w:t>
+            </w:r>
+          </w:p>
+        </w:tc>
+        <w:tc>
+          <w:tcPr>
+            <w:tcW w:w="1276" w:type="dxa"/>
+            <w:tcBorders>
+              <w:top w:val="single" w:sz="4" w:space="0" w:color="000000"/>
+              <w:left w:val="single" w:sz="4" w:space="0" w:color="000000"/>
+              <w:bottom w:val="single" w:sz="4" w:space="0" w:color="000000"/>
+              <w:right w:val="single" w:sz="4" w:space="0" w:color="000000"/>
+            </w:tcBorders>
+            <w:vAlign w:val="center"/>
+          </w:tcPr>
+          <w:p>
+            <w:pPr>
+              <w:pStyle w:val="TableParagraph"/>
+              <w:ind w:left="25" w:right="26"/>
+              <w:jc w:val="center"/>
+              <w:rPr>
+                <w:spacing w:val="-2"/>
+                <w:w w:val="105"/>
+                <w:sz w:val="24"/>
+                <w:szCs w:val="24"/>
+              </w:rPr>
+            </w:pPr>
+            <w:r>
+              <w:rPr>
+                <w:spacing w:val="-2"/>
+                <w:w w:val="105"/>
+                <w:sz w:val="24"/>
+                <w:szCs w:val="24"/>
+              </w:rPr>
+              <w:t>19/09/2026</w:t>
+            </w:r>
+          </w:p>
+        </w:tc>
+        <w:tc>
+          <w:tcPr>
+            <w:tcW w:w="1240" w:type="dxa"/>
+            <w:tcBorders>
+              <w:top w:val="single" w:sz="4" w:space="0" w:color="000000"/>
+              <w:left w:val="single" w:sz="4" w:space="0" w:color="000000"/>
+              <w:bottom w:val="single" w:sz="4" w:space="0" w:color="000000"/>
+              <w:right w:val="single" w:sz="4" w:space="0" w:color="000000"/>
+            </w:tcBorders>
+            <w:vAlign w:val="center"/>
+          </w:tcPr>
+          <w:p>
+            <w:pPr>
+              <w:pStyle w:val="TableParagraph"/>
+              <w:ind w:left="44"/>
+              <w:jc w:val="center"/>
+              <w:rPr>
+                <w:spacing w:val="-2"/>
+                <w:w w:val="105"/>
+                <w:sz w:val="24"/>
+                <w:szCs w:val="24"/>
+              </w:rPr>
+            </w:pPr>
+            <w:r>
+              <w:rPr>
+                <w:spacing w:val="-2"/>
+                <w:w w:val="105"/>
+                <w:sz w:val="24"/>
+                <w:szCs w:val="24"/>
+              </w:rPr>
+              <w:t>20/09/2026</w:t>
+            </w:r>
+          </w:p>
+        </w:tc>
+        <w:tc>
+          <w:tcPr>
+            <w:tcW w:w="2270" w:type="dxa"/>
+            <w:tcBorders>
+              <w:top w:val="single" w:sz="4" w:space="0" w:color="000000"/>
+              <w:left w:val="single" w:sz="4" w:space="0" w:color="000000"/>
+              <w:bottom w:val="single" w:sz="4" w:space="0" w:color="000000"/>
+              <w:right w:val="single" w:sz="4" w:space="0" w:color="000000"/>
+            </w:tcBorders>
+          </w:tcPr>
+          <w:p>
+            <w:pPr>
+              <w:pStyle w:val="TableParagraph"/>
+              <w:rPr>
+                <w:sz w:val="20"/>
+              </w:rPr>
+            </w:pPr>
+          </w:p>
+        </w:tc>
+      </w:tr>
+      <w:tr>
+        <w:trPr>
+          <w:trHeight w:val="292"/>
+        </w:trPr>
+        <w:tc>
+          <w:tcPr>
+            <w:tcW w:w="497" w:type="dxa"/>
+            <w:tcBorders>
+              <w:top w:val="single" w:sz="4" w:space="0" w:color="000000"/>
+              <w:left w:val="single" w:sz="4" w:space="0" w:color="000000"/>
+              <w:bottom w:val="single" w:sz="4" w:space="0" w:color="000000"/>
+              <w:right w:val="single" w:sz="4" w:space="0" w:color="auto"/>
+            </w:tcBorders>
           </w:tcPr>
           <w:p>
             <w:pPr>
@@ -15103,7 +15247,6 @@
             <w:tcBorders>
               <w:top w:val="single" w:sz="4" w:space="0" w:color="auto"/>
               <w:left w:val="single" w:sz="4" w:space="0" w:color="000000"/>
-              <w:bottom w:val="single" w:sz="4" w:space="0" w:color="000000"/>
               <w:right w:val="single" w:sz="4" w:space="0" w:color="000000"/>
             </w:tcBorders>
             <w:vAlign w:val="center"/>
@@ -15362,24 +15505,18 @@
               <w:ind w:left="64" w:right="14"/>
               <w:jc w:val="center"/>
               <w:rPr>
-                <w:sz w:val="24"/>
-              </w:rPr>
-            </w:pPr>
-            <w:r>
-              <w:rPr>
                 <w:spacing w:val="-5"/>
                 <w:w w:val="105"/>
                 <w:sz w:val="24"/>
               </w:rPr>
-              <w:t>1</w:t>
-            </w:r>
+            </w:pPr>
             <w:r>
               <w:rPr>
                 <w:spacing w:val="-5"/>
                 <w:w w:val="105"/>
                 <w:sz w:val="24"/>
               </w:rPr>
-              <w:t>8</w:t>
+              <w:t>19</w:t>
             </w:r>
           </w:p>
         </w:tc>
@@ -15388,9 +15525,7 @@
             <w:tcW w:w="3278" w:type="dxa"/>
             <w:vMerge/>
             <w:tcBorders>
-              <w:top w:val="single" w:sz="4" w:space="0" w:color="000000"/>
-              <w:left w:val="single" w:sz="4" w:space="0" w:color="000000"/>
-              <w:bottom w:val="single" w:sz="4" w:space="0" w:color="000000"/>
+              <w:left w:val="single" w:sz="4" w:space="0" w:color="000000"/>
               <w:right w:val="single" w:sz="4" w:space="0" w:color="000000"/>
             </w:tcBorders>
           </w:tcPr>
@@ -15428,25 +15563,21 @@
                 <w:sz w:val="24"/>
                 <w:szCs w:val="24"/>
               </w:rPr>
-              <w:t>Elaborar Roteiro de Questionário de TI para funcionários.</w:t>
-            </w:r>
-          </w:p>
-          <w:p>
-            <w:pPr>
-              <w:pStyle w:val="TableParagraph"/>
-              <w:spacing w:before="3" w:line="260" w:lineRule="atLeast"/>
-              <w:ind w:left="87" w:hanging="8"/>
-              <w:rPr>
-                <w:sz w:val="24"/>
-                <w:szCs w:val="24"/>
-              </w:rPr>
-            </w:pPr>
-            <w:r>
-              <w:rPr>
-                <w:sz w:val="24"/>
-                <w:szCs w:val="24"/>
-              </w:rPr>
-              <w:t>(Preencher no relatório)</w:t>
+              <w:t>Elaborar formulário de observação para avaliar os recursos de TI, infraestrutura e utilização d</w:t>
+            </w:r>
+            <w:r>
+              <w:rPr>
+                <w:sz w:val="24"/>
+                <w:szCs w:val="24"/>
+              </w:rPr>
+              <w:t>a TI</w:t>
+            </w:r>
+            <w:r>
+              <w:rPr>
+                <w:sz w:val="24"/>
+                <w:szCs w:val="24"/>
+              </w:rPr>
+              <w:t xml:space="preserve"> nos processos da empresa.</w:t>
             </w:r>
           </w:p>
         </w:tc>
@@ -15475,7 +15606,7 @@
                 <w:sz w:val="23"/>
                 <w:szCs w:val="23"/>
               </w:rPr>
-              <w:t>Ian, Thiago, Leandro e Lucas</w:t>
+              <w:t>Igor, Jairo, Luan e Ghabriell</w:t>
             </w:r>
           </w:p>
         </w:tc>
@@ -15558,7 +15689,7 @@
       </w:tr>
       <w:tr>
         <w:trPr>
-          <w:trHeight w:val="552"/>
+          <w:trHeight w:val="121"/>
         </w:trPr>
         <w:tc>
           <w:tcPr>
@@ -15569,7 +15700,6 @@
               <w:bottom w:val="single" w:sz="4" w:space="0" w:color="000000"/>
               <w:right w:val="single" w:sz="4" w:space="0" w:color="000000"/>
             </w:tcBorders>
-            <w:vAlign w:val="center"/>
           </w:tcPr>
           <w:p>
             <w:pPr>
@@ -15589,7 +15719,7 @@
                 <w:w w:val="105"/>
                 <w:sz w:val="24"/>
               </w:rPr>
-              <w:t>19</w:t>
+              <w:t>20</w:t>
             </w:r>
           </w:p>
         </w:tc>
@@ -15598,214 +15728,7 @@
             <w:tcW w:w="3278" w:type="dxa"/>
             <w:vMerge/>
             <w:tcBorders>
-              <w:top w:val="single" w:sz="4" w:space="0" w:color="000000"/>
-              <w:left w:val="single" w:sz="4" w:space="0" w:color="000000"/>
-              <w:bottom w:val="single" w:sz="4" w:space="0" w:color="000000"/>
-              <w:right w:val="single" w:sz="4" w:space="0" w:color="000000"/>
-            </w:tcBorders>
-          </w:tcPr>
-          <w:p>
-            <w:pPr>
-              <w:rPr>
-                <w:sz w:val="2"/>
-                <w:szCs w:val="2"/>
-              </w:rPr>
-            </w:pPr>
-          </w:p>
-        </w:tc>
-        <w:tc>
-          <w:tcPr>
-            <w:tcW w:w="4611" w:type="dxa"/>
-            <w:tcBorders>
-              <w:top w:val="single" w:sz="4" w:space="0" w:color="000000"/>
-              <w:left w:val="single" w:sz="4" w:space="0" w:color="000000"/>
-              <w:bottom w:val="single" w:sz="4" w:space="0" w:color="000000"/>
-              <w:right w:val="single" w:sz="4" w:space="0" w:color="000000"/>
-            </w:tcBorders>
-          </w:tcPr>
-          <w:p>
-            <w:pPr>
-              <w:pStyle w:val="TableParagraph"/>
-              <w:spacing w:before="3" w:line="260" w:lineRule="atLeast"/>
-              <w:ind w:left="87" w:hanging="8"/>
-              <w:rPr>
-                <w:sz w:val="24"/>
-                <w:szCs w:val="24"/>
-              </w:rPr>
-            </w:pPr>
-            <w:r>
-              <w:rPr>
-                <w:sz w:val="24"/>
-                <w:szCs w:val="24"/>
-              </w:rPr>
-              <w:t>Elaborar formulário de observação para avaliar os recursos de TI, infraestrutura e utilização d</w:t>
-            </w:r>
-            <w:r>
-              <w:rPr>
-                <w:sz w:val="24"/>
-                <w:szCs w:val="24"/>
-              </w:rPr>
-              <w:t>a TI</w:t>
-            </w:r>
-            <w:r>
-              <w:rPr>
-                <w:sz w:val="24"/>
-                <w:szCs w:val="24"/>
-              </w:rPr>
-              <w:t xml:space="preserve"> nos processos da empresa.</w:t>
-            </w:r>
-          </w:p>
-        </w:tc>
-        <w:tc>
-          <w:tcPr>
-            <w:tcW w:w="1924" w:type="dxa"/>
-            <w:tcBorders>
-              <w:top w:val="single" w:sz="4" w:space="0" w:color="000000"/>
-              <w:left w:val="single" w:sz="4" w:space="0" w:color="000000"/>
-              <w:bottom w:val="single" w:sz="4" w:space="0" w:color="000000"/>
-              <w:right w:val="single" w:sz="4" w:space="0" w:color="000000"/>
-            </w:tcBorders>
-          </w:tcPr>
-          <w:p>
-            <w:pPr>
-              <w:pStyle w:val="TableParagraph"/>
-              <w:spacing w:before="129"/>
-              <w:ind w:left="36" w:right="15"/>
-              <w:jc w:val="center"/>
-              <w:rPr>
-                <w:sz w:val="23"/>
-              </w:rPr>
-            </w:pPr>
-            <w:r>
-              <w:rPr>
-                <w:sz w:val="23"/>
-                <w:szCs w:val="23"/>
-              </w:rPr>
-              <w:t>Igor, Jairo, Luan e Ghabriell</w:t>
-            </w:r>
-          </w:p>
-        </w:tc>
-        <w:tc>
-          <w:tcPr>
-            <w:tcW w:w="1276" w:type="dxa"/>
-            <w:tcBorders>
-              <w:top w:val="single" w:sz="4" w:space="0" w:color="000000"/>
-              <w:left w:val="single" w:sz="4" w:space="0" w:color="000000"/>
-              <w:bottom w:val="single" w:sz="4" w:space="0" w:color="000000"/>
-              <w:right w:val="single" w:sz="4" w:space="0" w:color="000000"/>
-            </w:tcBorders>
-          </w:tcPr>
-          <w:p>
-            <w:pPr>
-              <w:pStyle w:val="TableParagraph"/>
-              <w:spacing w:before="129"/>
-              <w:ind w:left="26" w:right="1"/>
-              <w:jc w:val="center"/>
-              <w:rPr>
-                <w:sz w:val="24"/>
-                <w:szCs w:val="24"/>
-              </w:rPr>
-            </w:pPr>
-            <w:r>
-              <w:rPr>
-                <w:sz w:val="24"/>
-                <w:szCs w:val="24"/>
-              </w:rPr>
-              <w:t>23/09/2026</w:t>
-            </w:r>
-          </w:p>
-        </w:tc>
-        <w:tc>
-          <w:tcPr>
-            <w:tcW w:w="1240" w:type="dxa"/>
-            <w:tcBorders>
-              <w:top w:val="single" w:sz="4" w:space="0" w:color="000000"/>
-              <w:left w:val="single" w:sz="4" w:space="0" w:color="000000"/>
-              <w:bottom w:val="single" w:sz="4" w:space="0" w:color="000000"/>
-              <w:right w:val="single" w:sz="4" w:space="0" w:color="000000"/>
-            </w:tcBorders>
-          </w:tcPr>
-          <w:p>
-            <w:pPr>
-              <w:pStyle w:val="TableParagraph"/>
-              <w:spacing w:before="129"/>
-              <w:ind w:left="44"/>
-              <w:jc w:val="center"/>
-              <w:rPr>
-                <w:sz w:val="24"/>
-                <w:szCs w:val="24"/>
-              </w:rPr>
-            </w:pPr>
-            <w:r>
-              <w:rPr>
-                <w:sz w:val="24"/>
-                <w:szCs w:val="24"/>
-              </w:rPr>
-              <w:t>26/09/2026</w:t>
-            </w:r>
-          </w:p>
-        </w:tc>
-        <w:tc>
-          <w:tcPr>
-            <w:tcW w:w="2270" w:type="dxa"/>
-            <w:tcBorders>
-              <w:top w:val="single" w:sz="4" w:space="0" w:color="000000"/>
-              <w:left w:val="single" w:sz="4" w:space="0" w:color="000000"/>
-              <w:bottom w:val="single" w:sz="4" w:space="0" w:color="000000"/>
-              <w:right w:val="single" w:sz="4" w:space="0" w:color="000000"/>
-            </w:tcBorders>
-          </w:tcPr>
-          <w:p>
-            <w:pPr>
-              <w:pStyle w:val="TableParagraph"/>
-            </w:pPr>
-          </w:p>
-        </w:tc>
-      </w:tr>
-      <w:tr>
-        <w:trPr>
-          <w:trHeight w:val="552"/>
-        </w:trPr>
-        <w:tc>
-          <w:tcPr>
-            <w:tcW w:w="497" w:type="dxa"/>
-            <w:tcBorders>
-              <w:top w:val="single" w:sz="4" w:space="0" w:color="000000"/>
-              <w:left w:val="single" w:sz="4" w:space="0" w:color="000000"/>
-              <w:bottom w:val="single" w:sz="4" w:space="0" w:color="000000"/>
-              <w:right w:val="single" w:sz="4" w:space="0" w:color="000000"/>
-            </w:tcBorders>
-          </w:tcPr>
-          <w:p>
-            <w:pPr>
-              <w:pStyle w:val="TableParagraph"/>
-              <w:spacing w:before="129"/>
-              <w:ind w:left="64" w:right="14"/>
-              <w:jc w:val="center"/>
-              <w:rPr>
-                <w:spacing w:val="-5"/>
-                <w:w w:val="105"/>
-                <w:sz w:val="24"/>
-              </w:rPr>
-            </w:pPr>
-            <w:r>
-              <w:rPr>
-                <w:spacing w:val="-5"/>
-                <w:w w:val="105"/>
-                <w:sz w:val="24"/>
-              </w:rPr>
-              <w:t>20</w:t>
-            </w:r>
-          </w:p>
-        </w:tc>
-        <w:tc>
-          <w:tcPr>
-            <w:tcW w:w="3278" w:type="dxa"/>
-            <w:vMerge/>
-            <w:tcBorders>
-              <w:top w:val="single" w:sz="4" w:space="0" w:color="000000"/>
-              <w:left w:val="single" w:sz="4" w:space="0" w:color="000000"/>
-              <w:bottom w:val="single" w:sz="4" w:space="0" w:color="000000"/>
+              <w:left w:val="single" w:sz="4" w:space="0" w:color="000000"/>
               <w:right w:val="single" w:sz="4" w:space="0" w:color="000000"/>
             </w:tcBorders>
           </w:tcPr>
@@ -15994,9 +15917,7 @@
             <w:tcW w:w="3278" w:type="dxa"/>
             <w:vMerge/>
             <w:tcBorders>
-              <w:top w:val="single" w:sz="4" w:space="0" w:color="000000"/>
-              <w:left w:val="single" w:sz="4" w:space="0" w:color="000000"/>
-              <w:bottom w:val="single" w:sz="4" w:space="0" w:color="000000"/>
+              <w:left w:val="single" w:sz="4" w:space="0" w:color="000000"/>
               <w:right w:val="single" w:sz="4" w:space="0" w:color="000000"/>
             </w:tcBorders>
           </w:tcPr>
@@ -16054,6 +15975,7 @@
               <w:bottom w:val="single" w:sz="4" w:space="0" w:color="000000"/>
               <w:right w:val="single" w:sz="4" w:space="0" w:color="000000"/>
             </w:tcBorders>
+            <w:vAlign w:val="center"/>
           </w:tcPr>
           <w:p>
             <w:pPr>
@@ -16070,7 +15992,7 @@
                 <w:sz w:val="23"/>
                 <w:szCs w:val="23"/>
               </w:rPr>
-              <w:t xml:space="preserve">Isabele, Ian e Igor </w:t>
+              <w:t>Isabele e Ian</w:t>
             </w:r>
           </w:p>
         </w:tc>
@@ -16179,22 +16101,6 @@
                 <w:sz w:val="24"/>
               </w:rPr>
             </w:pPr>
-            <w:r>
-              <w:rPr>
-                <w:spacing w:val="-5"/>
-                <w:w w:val="105"/>
-                <w:sz w:val="24"/>
-              </w:rPr>
-              <w:t>2</w:t>
-            </w:r>
-            <w:r>
-              <w:rPr>
-                <w:spacing w:val="-5"/>
-                <w:w w:val="105"/>
-                <w:sz w:val="24"/>
-              </w:rPr>
-              <w:t>2</w:t>
-            </w:r>
           </w:p>
         </w:tc>
         <w:tc>
@@ -16202,9 +16108,7 @@
             <w:tcW w:w="3278" w:type="dxa"/>
             <w:vMerge/>
             <w:tcBorders>
-              <w:top w:val="single" w:sz="4" w:space="0" w:color="000000"/>
-              <w:left w:val="single" w:sz="4" w:space="0" w:color="000000"/>
-              <w:bottom w:val="single" w:sz="4" w:space="0" w:color="000000"/>
+              <w:left w:val="single" w:sz="4" w:space="0" w:color="000000"/>
               <w:right w:val="single" w:sz="4" w:space="0" w:color="000000"/>
             </w:tcBorders>
           </w:tcPr>
@@ -16242,21 +16146,7 @@
                 <w:sz w:val="24"/>
                 <w:szCs w:val="24"/>
               </w:rPr>
-              <w:t>Aplicar Questionários para funcionários</w:t>
-            </w:r>
-            <w:r>
-              <w:rPr>
-                <w:sz w:val="24"/>
-                <w:szCs w:val="24"/>
-              </w:rPr>
-              <w:t xml:space="preserve"> de acordo com o roteiro de questionário.</w:t>
-            </w:r>
-            <w:r>
-              <w:rPr>
-                <w:sz w:val="24"/>
-                <w:szCs w:val="24"/>
-              </w:rPr>
-              <w:t xml:space="preserve"> </w:t>
+              <w:t>Elaborar Súmula da Entrevista</w:t>
             </w:r>
           </w:p>
         </w:tc>
@@ -16277,16 +16167,16 @@
               <w:ind w:left="36" w:right="12"/>
               <w:jc w:val="center"/>
               <w:rPr>
-                <w:w w:val="105"/>
-                <w:sz w:val="23"/>
-              </w:rPr>
-            </w:pPr>
-            <w:r>
-              <w:rPr>
                 <w:sz w:val="23"/>
                 <w:szCs w:val="23"/>
               </w:rPr>
-              <w:t>Ian</w:t>
+            </w:pPr>
+            <w:r>
+              <w:rPr>
+                <w:sz w:val="23"/>
+                <w:szCs w:val="23"/>
+              </w:rPr>
+              <w:t>Igor</w:t>
             </w:r>
           </w:p>
         </w:tc>
@@ -16387,7 +16277,7 @@
             <w:pPr>
               <w:pStyle w:val="TableParagraph"/>
               <w:spacing w:before="7"/>
-              <w:ind w:left="64" w:right="14"/>
+              <w:ind w:left="64" w:right="29"/>
               <w:jc w:val="center"/>
               <w:rPr>
                 <w:spacing w:val="-5"/>
@@ -16409,7 +16299,7 @@
                 <w:w w:val="105"/>
                 <w:sz w:val="24"/>
               </w:rPr>
-              <w:t>3</w:t>
+              <w:t>2</w:t>
             </w:r>
           </w:p>
         </w:tc>
@@ -16418,9 +16308,7 @@
             <w:tcW w:w="3278" w:type="dxa"/>
             <w:vMerge/>
             <w:tcBorders>
-              <w:top w:val="single" w:sz="4" w:space="0" w:color="000000"/>
-              <w:left w:val="single" w:sz="4" w:space="0" w:color="000000"/>
-              <w:bottom w:val="single" w:sz="4" w:space="0" w:color="000000"/>
+              <w:left w:val="single" w:sz="4" w:space="0" w:color="000000"/>
               <w:right w:val="single" w:sz="4" w:space="0" w:color="000000"/>
             </w:tcBorders>
           </w:tcPr>
@@ -16446,6 +16334,7 @@
           <w:p>
             <w:pPr>
               <w:pStyle w:val="TableParagraph"/>
+              <w:spacing w:before="7"/>
               <w:ind w:left="87"/>
               <w:rPr>
                 <w:sz w:val="24"/>
@@ -16457,21 +16346,21 @@
                 <w:sz w:val="24"/>
                 <w:szCs w:val="24"/>
               </w:rPr>
-              <w:t>Realizar observação in loco</w:t>
-            </w:r>
-            <w:r>
-              <w:rPr>
-                <w:sz w:val="24"/>
-                <w:szCs w:val="24"/>
-              </w:rPr>
-              <w:t xml:space="preserve"> de acordo com o formulário de observação</w:t>
-            </w:r>
-            <w:r>
-              <w:rPr>
-                <w:sz w:val="24"/>
-                <w:szCs w:val="24"/>
-              </w:rPr>
-              <w:t>.</w:t>
+              <w:t>Aplicar Questionários para funcionários</w:t>
+            </w:r>
+            <w:r>
+              <w:rPr>
+                <w:sz w:val="24"/>
+                <w:szCs w:val="24"/>
+              </w:rPr>
+              <w:t xml:space="preserve"> de acordo com o roteiro de questionário.</w:t>
+            </w:r>
+            <w:r>
+              <w:rPr>
+                <w:sz w:val="24"/>
+                <w:szCs w:val="24"/>
+              </w:rPr>
+              <w:t xml:space="preserve"> </w:t>
             </w:r>
           </w:p>
         </w:tc>
@@ -16484,12 +16373,13 @@
               <w:bottom w:val="single" w:sz="4" w:space="0" w:color="000000"/>
               <w:right w:val="single" w:sz="4" w:space="0" w:color="000000"/>
             </w:tcBorders>
+            <w:vAlign w:val="center"/>
           </w:tcPr>
           <w:p>
             <w:pPr>
               <w:pStyle w:val="TableParagraph"/>
               <w:spacing w:before="7"/>
-              <w:ind w:left="36" w:right="23"/>
+              <w:ind w:left="36" w:right="12"/>
               <w:jc w:val="center"/>
               <w:rPr>
                 <w:w w:val="105"/>
@@ -16501,7 +16391,7 @@
                 <w:sz w:val="23"/>
                 <w:szCs w:val="23"/>
               </w:rPr>
-              <w:t>Ian e Igor</w:t>
+              <w:t>Ian</w:t>
             </w:r>
           </w:p>
         </w:tc>
@@ -16519,6 +16409,7 @@
           <w:p>
             <w:pPr>
               <w:pStyle w:val="TableParagraph"/>
+              <w:spacing w:before="7"/>
               <w:ind w:left="25" w:right="26"/>
               <w:jc w:val="center"/>
               <w:rPr>
@@ -16531,7 +16422,7 @@
                 <w:sz w:val="24"/>
                 <w:szCs w:val="24"/>
               </w:rPr>
-              <w:t>01/10/2026</w:t>
+              <w:t>29/09/2026</w:t>
             </w:r>
           </w:p>
         </w:tc>
@@ -16549,6 +16440,7 @@
           <w:p>
             <w:pPr>
               <w:pStyle w:val="TableParagraph"/>
+              <w:spacing w:before="7"/>
               <w:ind w:left="44"/>
               <w:jc w:val="center"/>
               <w:rPr>
@@ -16561,7 +16453,7 @@
                 <w:sz w:val="24"/>
                 <w:szCs w:val="24"/>
               </w:rPr>
-              <w:t>03/10/2026</w:t>
+              <w:t>30/09/2026</w:t>
             </w:r>
           </w:p>
         </w:tc>
@@ -16595,7 +16487,6 @@
               <w:bottom w:val="single" w:sz="4" w:space="0" w:color="000000"/>
               <w:right w:val="single" w:sz="4" w:space="0" w:color="000000"/>
             </w:tcBorders>
-            <w:vAlign w:val="center"/>
           </w:tcPr>
           <w:p>
             <w:pPr>
@@ -16615,7 +16506,15 @@
                 <w:w w:val="105"/>
                 <w:sz w:val="24"/>
               </w:rPr>
-              <w:t>24</w:t>
+              <w:t>2</w:t>
+            </w:r>
+            <w:r>
+              <w:rPr>
+                <w:spacing w:val="-5"/>
+                <w:w w:val="105"/>
+                <w:sz w:val="24"/>
+              </w:rPr>
+              <w:t>3</w:t>
             </w:r>
           </w:p>
         </w:tc>
@@ -16624,9 +16523,7 @@
             <w:tcW w:w="3278" w:type="dxa"/>
             <w:vMerge/>
             <w:tcBorders>
-              <w:top w:val="single" w:sz="4" w:space="0" w:color="000000"/>
-              <w:left w:val="single" w:sz="4" w:space="0" w:color="000000"/>
-              <w:bottom w:val="single" w:sz="4" w:space="0" w:color="000000"/>
+              <w:left w:val="single" w:sz="4" w:space="0" w:color="000000"/>
               <w:right w:val="single" w:sz="4" w:space="0" w:color="000000"/>
             </w:tcBorders>
           </w:tcPr>
@@ -16663,14 +16560,14 @@
                 <w:sz w:val="24"/>
                 <w:szCs w:val="24"/>
               </w:rPr>
-              <w:t xml:space="preserve">Realizar a tabulação e consolidação dos dados coletados na entrevista, questionários e </w:t>
-            </w:r>
-            <w:r>
-              <w:rPr>
-                <w:sz w:val="24"/>
-                <w:szCs w:val="24"/>
-              </w:rPr>
-              <w:t>formulário</w:t>
+              <w:t>Realizar observação in loco</w:t>
+            </w:r>
+            <w:r>
+              <w:rPr>
+                <w:sz w:val="24"/>
+                <w:szCs w:val="24"/>
+              </w:rPr>
+              <w:t xml:space="preserve"> de acordo com o formulário de observação</w:t>
             </w:r>
             <w:r>
               <w:rPr>
@@ -16679,13 +16576,6 @@
               </w:rPr>
               <w:t>.</w:t>
             </w:r>
-            <w:r>
-              <w:rPr>
-                <w:sz w:val="24"/>
-                <w:szCs w:val="24"/>
-              </w:rPr>
-              <w:t xml:space="preserve"> (Preencher no relatório)</w:t>
-            </w:r>
           </w:p>
         </w:tc>
         <w:tc>
@@ -16697,6 +16587,7 @@
               <w:bottom w:val="single" w:sz="4" w:space="0" w:color="000000"/>
               <w:right w:val="single" w:sz="4" w:space="0" w:color="000000"/>
             </w:tcBorders>
+            <w:vAlign w:val="center"/>
           </w:tcPr>
           <w:p>
             <w:pPr>
@@ -16714,7 +16605,7 @@
                 <w:sz w:val="23"/>
                 <w:szCs w:val="23"/>
               </w:rPr>
-              <w:t>Lucas, Thiago  e Leandro</w:t>
+              <w:t>Ian</w:t>
             </w:r>
           </w:p>
         </w:tc>
@@ -16744,7 +16635,7 @@
                 <w:sz w:val="24"/>
                 <w:szCs w:val="24"/>
               </w:rPr>
-              <w:t>04/10/2026</w:t>
+              <w:t>01/10/2026</w:t>
             </w:r>
           </w:p>
         </w:tc>
@@ -16774,7 +16665,7 @@
                 <w:sz w:val="24"/>
                 <w:szCs w:val="24"/>
               </w:rPr>
-              <w:t>05/10/2026</w:t>
+              <w:t>03/10/2026</w:t>
             </w:r>
           </w:p>
         </w:tc>
@@ -16808,6 +16699,7 @@
               <w:bottom w:val="single" w:sz="4" w:space="0" w:color="000000"/>
               <w:right w:val="single" w:sz="4" w:space="0" w:color="000000"/>
             </w:tcBorders>
+            <w:vAlign w:val="center"/>
           </w:tcPr>
           <w:p>
             <w:pPr>
@@ -16827,15 +16719,7 @@
                 <w:w w:val="105"/>
                 <w:sz w:val="24"/>
               </w:rPr>
-              <w:t>2</w:t>
-            </w:r>
-            <w:r>
-              <w:rPr>
-                <w:spacing w:val="-5"/>
-                <w:w w:val="105"/>
-                <w:sz w:val="24"/>
-              </w:rPr>
-              <w:t>5</w:t>
+              <w:t>24</w:t>
             </w:r>
           </w:p>
         </w:tc>
@@ -16844,9 +16728,7 @@
             <w:tcW w:w="3278" w:type="dxa"/>
             <w:vMerge/>
             <w:tcBorders>
-              <w:top w:val="single" w:sz="4" w:space="0" w:color="000000"/>
-              <w:left w:val="single" w:sz="4" w:space="0" w:color="000000"/>
-              <w:bottom w:val="single" w:sz="4" w:space="0" w:color="000000"/>
+              <w:left w:val="single" w:sz="4" w:space="0" w:color="000000"/>
               <w:right w:val="single" w:sz="4" w:space="0" w:color="000000"/>
             </w:tcBorders>
           </w:tcPr>
@@ -16883,7 +16765,28 @@
                 <w:sz w:val="24"/>
                 <w:szCs w:val="24"/>
               </w:rPr>
-              <w:t>Mapear Softwares, Hardwares e infraestrutura de rede da empresa.</w:t>
+              <w:t xml:space="preserve">Realizar a tabulação e consolidação dos dados coletados na entrevista, questionários e </w:t>
+            </w:r>
+            <w:r>
+              <w:rPr>
+                <w:sz w:val="24"/>
+                <w:szCs w:val="24"/>
+              </w:rPr>
+              <w:t>formulário</w:t>
+            </w:r>
+            <w:r>
+              <w:rPr>
+                <w:sz w:val="24"/>
+                <w:szCs w:val="24"/>
+              </w:rPr>
+              <w:t>.</w:t>
+            </w:r>
+            <w:r>
+              <w:rPr>
+                <w:sz w:val="24"/>
+                <w:szCs w:val="24"/>
+              </w:rPr>
+              <w:t xml:space="preserve"> (Preencher no relatório)</w:t>
             </w:r>
           </w:p>
         </w:tc>
@@ -16896,6 +16799,7 @@
               <w:bottom w:val="single" w:sz="4" w:space="0" w:color="000000"/>
               <w:right w:val="single" w:sz="4" w:space="0" w:color="000000"/>
             </w:tcBorders>
+            <w:vAlign w:val="center"/>
           </w:tcPr>
           <w:p>
             <w:pPr>
@@ -16913,7 +16817,7 @@
                 <w:sz w:val="23"/>
                 <w:szCs w:val="23"/>
               </w:rPr>
-              <w:t>Ian e Igor</w:t>
+              <w:t>Lucas, Thiago  e Leandro</w:t>
             </w:r>
           </w:p>
         </w:tc>
@@ -16934,14 +16838,16 @@
               <w:ind w:left="25" w:right="26"/>
               <w:jc w:val="center"/>
               <w:rPr>
-                <w:sz w:val="23"/>
-              </w:rPr>
-            </w:pPr>
-            <w:r>
-              <w:rPr>
-                <w:sz w:val="23"/>
-              </w:rPr>
-              <w:t>06/10/2026</w:t>
+                <w:sz w:val="24"/>
+                <w:szCs w:val="24"/>
+              </w:rPr>
+            </w:pPr>
+            <w:r>
+              <w:rPr>
+                <w:sz w:val="24"/>
+                <w:szCs w:val="24"/>
+              </w:rPr>
+              <w:t>04/10/2026</w:t>
             </w:r>
           </w:p>
         </w:tc>
@@ -16962,14 +16868,197 @@
               <w:ind w:left="44"/>
               <w:jc w:val="center"/>
               <w:rPr>
-                <w:sz w:val="23"/>
-              </w:rPr>
-            </w:pPr>
-            <w:r>
-              <w:rPr>
-                <w:sz w:val="23"/>
+                <w:sz w:val="24"/>
+                <w:szCs w:val="24"/>
+              </w:rPr>
+            </w:pPr>
+            <w:r>
+              <w:rPr>
+                <w:sz w:val="24"/>
+                <w:szCs w:val="24"/>
               </w:rPr>
               <w:t>07/10/2026</w:t>
+            </w:r>
+          </w:p>
+        </w:tc>
+        <w:tc>
+          <w:tcPr>
+            <w:tcW w:w="2270" w:type="dxa"/>
+            <w:tcBorders>
+              <w:top w:val="single" w:sz="4" w:space="0" w:color="000000"/>
+              <w:left w:val="single" w:sz="4" w:space="0" w:color="000000"/>
+              <w:bottom w:val="single" w:sz="4" w:space="0" w:color="000000"/>
+              <w:right w:val="single" w:sz="4" w:space="0" w:color="000000"/>
+            </w:tcBorders>
+          </w:tcPr>
+          <w:p>
+            <w:pPr>
+              <w:pStyle w:val="TableParagraph"/>
+            </w:pPr>
+          </w:p>
+        </w:tc>
+      </w:tr>
+      <w:tr>
+        <w:trPr>
+          <w:trHeight w:val="299"/>
+        </w:trPr>
+        <w:tc>
+          <w:tcPr>
+            <w:tcW w:w="497" w:type="dxa"/>
+            <w:tcBorders>
+              <w:top w:val="single" w:sz="4" w:space="0" w:color="000000"/>
+              <w:left w:val="single" w:sz="4" w:space="0" w:color="000000"/>
+              <w:bottom w:val="single" w:sz="4" w:space="0" w:color="000000"/>
+              <w:right w:val="single" w:sz="4" w:space="0" w:color="000000"/>
+            </w:tcBorders>
+            <w:vAlign w:val="center"/>
+          </w:tcPr>
+          <w:p>
+            <w:pPr>
+              <w:pStyle w:val="TableParagraph"/>
+              <w:spacing w:before="7"/>
+              <w:ind w:left="64" w:right="14"/>
+              <w:jc w:val="center"/>
+              <w:rPr>
+                <w:spacing w:val="-5"/>
+                <w:w w:val="105"/>
+                <w:sz w:val="24"/>
+              </w:rPr>
+            </w:pPr>
+          </w:p>
+        </w:tc>
+        <w:tc>
+          <w:tcPr>
+            <w:tcW w:w="3278" w:type="dxa"/>
+            <w:vMerge/>
+            <w:tcBorders>
+              <w:left w:val="single" w:sz="4" w:space="0" w:color="000000"/>
+              <w:bottom w:val="single" w:sz="4" w:space="0" w:color="000000"/>
+              <w:right w:val="single" w:sz="4" w:space="0" w:color="000000"/>
+            </w:tcBorders>
+          </w:tcPr>
+          <w:p>
+            <w:pPr>
+              <w:rPr>
+                <w:sz w:val="2"/>
+                <w:szCs w:val="2"/>
+              </w:rPr>
+            </w:pPr>
+          </w:p>
+        </w:tc>
+        <w:tc>
+          <w:tcPr>
+            <w:tcW w:w="4611" w:type="dxa"/>
+            <w:tcBorders>
+              <w:top w:val="single" w:sz="4" w:space="0" w:color="000000"/>
+              <w:left w:val="single" w:sz="4" w:space="0" w:color="000000"/>
+              <w:bottom w:val="single" w:sz="4" w:space="0" w:color="000000"/>
+              <w:right w:val="single" w:sz="4" w:space="0" w:color="000000"/>
+            </w:tcBorders>
+          </w:tcPr>
+          <w:p>
+            <w:pPr>
+              <w:pStyle w:val="TableParagraph"/>
+              <w:ind w:left="87"/>
+              <w:rPr>
+                <w:sz w:val="24"/>
+                <w:szCs w:val="24"/>
+              </w:rPr>
+            </w:pPr>
+            <w:r>
+              <w:rPr>
+                <w:sz w:val="24"/>
+                <w:szCs w:val="24"/>
+              </w:rPr>
+              <w:t>Elaborar Fluxogramas dos processos críticos.</w:t>
+            </w:r>
+          </w:p>
+        </w:tc>
+        <w:tc>
+          <w:tcPr>
+            <w:tcW w:w="1924" w:type="dxa"/>
+            <w:tcBorders>
+              <w:top w:val="single" w:sz="4" w:space="0" w:color="000000"/>
+              <w:left w:val="single" w:sz="4" w:space="0" w:color="000000"/>
+              <w:bottom w:val="single" w:sz="4" w:space="0" w:color="000000"/>
+              <w:right w:val="single" w:sz="4" w:space="0" w:color="000000"/>
+            </w:tcBorders>
+          </w:tcPr>
+          <w:p>
+            <w:pPr>
+              <w:pStyle w:val="TableParagraph"/>
+              <w:spacing w:before="7"/>
+              <w:ind w:left="36" w:right="23"/>
+              <w:jc w:val="center"/>
+              <w:rPr>
+                <w:sz w:val="23"/>
+                <w:szCs w:val="23"/>
+              </w:rPr>
+            </w:pPr>
+            <w:r>
+              <w:rPr>
+                <w:sz w:val="24"/>
+                <w:szCs w:val="24"/>
+              </w:rPr>
+              <w:t>Gabriel</w:t>
+            </w:r>
+          </w:p>
+        </w:tc>
+        <w:tc>
+          <w:tcPr>
+            <w:tcW w:w="1276" w:type="dxa"/>
+            <w:tcBorders>
+              <w:top w:val="single" w:sz="4" w:space="0" w:color="000000"/>
+              <w:left w:val="single" w:sz="4" w:space="0" w:color="000000"/>
+              <w:bottom w:val="single" w:sz="4" w:space="0" w:color="000000"/>
+              <w:right w:val="single" w:sz="4" w:space="0" w:color="000000"/>
+            </w:tcBorders>
+          </w:tcPr>
+          <w:p>
+            <w:pPr>
+              <w:pStyle w:val="TableParagraph"/>
+              <w:ind w:left="25" w:right="26"/>
+              <w:jc w:val="center"/>
+              <w:rPr>
+                <w:sz w:val="24"/>
+                <w:szCs w:val="24"/>
+              </w:rPr>
+            </w:pPr>
+            <w:r>
+              <w:rPr>
+                <w:sz w:val="24"/>
+                <w:szCs w:val="24"/>
+              </w:rPr>
+              <w:t>10/10/2026</w:t>
+            </w:r>
+          </w:p>
+        </w:tc>
+        <w:tc>
+          <w:tcPr>
+            <w:tcW w:w="1240" w:type="dxa"/>
+            <w:tcBorders>
+              <w:top w:val="single" w:sz="4" w:space="0" w:color="000000"/>
+              <w:left w:val="single" w:sz="4" w:space="0" w:color="000000"/>
+              <w:bottom w:val="single" w:sz="4" w:space="0" w:color="000000"/>
+              <w:right w:val="single" w:sz="4" w:space="0" w:color="000000"/>
+            </w:tcBorders>
+          </w:tcPr>
+          <w:p>
+            <w:pPr>
+              <w:pStyle w:val="TableParagraph"/>
+              <w:ind w:left="44"/>
+              <w:jc w:val="center"/>
+              <w:rPr>
+                <w:sz w:val="24"/>
+                <w:szCs w:val="24"/>
+              </w:rPr>
+            </w:pPr>
+            <w:r>
+              <w:rPr>
+                <w:sz w:val="24"/>
+                <w:szCs w:val="24"/>
+              </w:rPr>
+              <w:t>11/10/2026</w:t>
             </w:r>
           </w:p>
         </w:tc>
@@ -16991,6 +17080,9 @@
         </w:tc>
       </w:tr>
     </w:tbl>
+    <w:p/>
+    <w:p/>
+    <w:p/>
     <w:p/>
     <w:tbl>
       <w:tblPr>
@@ -17050,16 +17142,7 @@
                 <w:w w:val="105"/>
                 <w:sz w:val="24"/>
               </w:rPr>
-              <w:lastRenderedPageBreak/>
-              <w:t>2</w:t>
-            </w:r>
-            <w:r>
-              <w:rPr>
-                <w:spacing w:val="-5"/>
-                <w:w w:val="105"/>
-                <w:sz w:val="24"/>
-              </w:rPr>
-              <w:t>6</w:t>
+              <w:t>29</w:t>
             </w:r>
           </w:p>
         </w:tc>
@@ -17070,7 +17153,7 @@
             <w:tcBorders>
               <w:top w:val="single" w:sz="4" w:space="0" w:color="000000"/>
               <w:left w:val="single" w:sz="4" w:space="0" w:color="000000"/>
-              <w:bottom w:val="single" w:sz="4" w:space="0" w:color="000000"/>
+              <w:bottom w:val="single" w:sz="4" w:space="0" w:color="auto"/>
               <w:right w:val="single" w:sz="4" w:space="0" w:color="000000"/>
             </w:tcBorders>
             <w:vAlign w:val="center"/>
@@ -17079,76 +17162,20 @@
             <w:pPr>
               <w:jc w:val="center"/>
               <w:rPr>
-                <w:sz w:val="2"/>
-                <w:szCs w:val="2"/>
-              </w:rPr>
-            </w:pPr>
-            <w:r>
-              <w:rPr>
-                <w:b/>
-                <w:w w:val="105"/>
-                <w:sz w:val="24"/>
-                <w:szCs w:val="24"/>
-              </w:rPr>
-              <w:t>Realizar</w:t>
-            </w:r>
-            <w:r>
-              <w:rPr>
-                <w:b/>
-                <w:spacing w:val="-16"/>
-                <w:w w:val="105"/>
-                <w:sz w:val="24"/>
-                <w:szCs w:val="24"/>
-              </w:rPr>
-              <w:t xml:space="preserve"> </w:t>
-            </w:r>
-            <w:r>
-              <w:rPr>
-                <w:b/>
-                <w:w w:val="105"/>
-                <w:sz w:val="24"/>
-                <w:szCs w:val="24"/>
-              </w:rPr>
-              <w:t>diagnóstico</w:t>
-            </w:r>
-            <w:r>
-              <w:rPr>
-                <w:b/>
-                <w:spacing w:val="-15"/>
-                <w:w w:val="105"/>
-                <w:sz w:val="24"/>
-                <w:szCs w:val="24"/>
-              </w:rPr>
-              <w:t xml:space="preserve"> </w:t>
-            </w:r>
-            <w:r>
-              <w:rPr>
-                <w:b/>
-                <w:w w:val="105"/>
-                <w:sz w:val="24"/>
-                <w:szCs w:val="24"/>
-              </w:rPr>
-              <w:t>de</w:t>
-            </w:r>
-            <w:r>
-              <w:rPr>
-                <w:b/>
-                <w:spacing w:val="-14"/>
-                <w:w w:val="105"/>
-                <w:sz w:val="24"/>
-                <w:szCs w:val="24"/>
-              </w:rPr>
-              <w:t xml:space="preserve"> </w:t>
-            </w:r>
-            <w:r>
-              <w:rPr>
-                <w:b/>
-                <w:spacing w:val="-5"/>
-                <w:w w:val="105"/>
-                <w:sz w:val="24"/>
-                <w:szCs w:val="24"/>
-              </w:rPr>
-              <w:t>TI</w:t>
+                <w:b/>
+                <w:bCs/>
+                <w:sz w:val="24"/>
+                <w:szCs w:val="24"/>
+              </w:rPr>
+            </w:pPr>
+            <w:r>
+              <w:rPr>
+                <w:b/>
+                <w:bCs/>
+                <w:sz w:val="24"/>
+                <w:szCs w:val="24"/>
+              </w:rPr>
+              <w:t>Analisar dados do Diagnóstico</w:t>
             </w:r>
           </w:p>
         </w:tc>
@@ -17176,14 +17203,21 @@
                 <w:sz w:val="24"/>
                 <w:szCs w:val="24"/>
               </w:rPr>
-              <w:t xml:space="preserve">Identificar e mapear os processos criticos que </w:t>
-            </w:r>
-            <w:r>
-              <w:rPr>
-                <w:sz w:val="24"/>
-                <w:szCs w:val="24"/>
-              </w:rPr>
-              <w:t>utilizam TI.</w:t>
+              <w:t xml:space="preserve">Realizar análise e interpretação dos dados coletados no diagnóstico </w:t>
+            </w:r>
+            <w:r>
+              <w:rPr>
+                <w:sz w:val="24"/>
+                <w:szCs w:val="24"/>
+              </w:rPr>
+              <w:t xml:space="preserve">organizacional e de TI. </w:t>
+            </w:r>
+            <w:r>
+              <w:rPr>
+                <w:sz w:val="24"/>
+                <w:szCs w:val="24"/>
+              </w:rPr>
+              <w:t>(Preencher no Relatório)</w:t>
             </w:r>
           </w:p>
         </w:tc>
@@ -17204,17 +17238,16 @@
               <w:ind w:left="36" w:right="23"/>
               <w:jc w:val="center"/>
               <w:rPr>
-                <w:w w:val="105"/>
-                <w:sz w:val="24"/>
-                <w:szCs w:val="24"/>
-              </w:rPr>
-            </w:pPr>
-            <w:r>
-              <w:rPr>
-                <w:sz w:val="24"/>
-                <w:szCs w:val="24"/>
-              </w:rPr>
-              <w:t>Jairo e Luan</w:t>
+                <w:sz w:val="24"/>
+                <w:szCs w:val="24"/>
+              </w:rPr>
+            </w:pPr>
+            <w:r>
+              <w:rPr>
+                <w:sz w:val="24"/>
+                <w:szCs w:val="24"/>
+              </w:rPr>
+              <w:t>Igor, Isabele, Leandro, Gabriel e Ghabriell</w:t>
             </w:r>
           </w:p>
         </w:tc>
@@ -17244,7 +17277,7 @@
                 <w:sz w:val="24"/>
                 <w:szCs w:val="24"/>
               </w:rPr>
-              <w:t>08/10/2026</w:t>
+              <w:t>14/10/2026</w:t>
             </w:r>
           </w:p>
         </w:tc>
@@ -17274,7 +17307,21 @@
                 <w:sz w:val="24"/>
                 <w:szCs w:val="24"/>
               </w:rPr>
-              <w:t>09/10/2026</w:t>
+              <w:t>1</w:t>
+            </w:r>
+            <w:r>
+              <w:rPr>
+                <w:sz w:val="24"/>
+                <w:szCs w:val="24"/>
+              </w:rPr>
+              <w:t>7</w:t>
+            </w:r>
+            <w:r>
+              <w:rPr>
+                <w:sz w:val="24"/>
+                <w:szCs w:val="24"/>
+              </w:rPr>
+              <w:t>/10/2026</w:t>
             </w:r>
           </w:p>
         </w:tc>
@@ -17327,15 +17374,7 @@
                 <w:w w:val="105"/>
                 <w:sz w:val="24"/>
               </w:rPr>
-              <w:t>2</w:t>
-            </w:r>
-            <w:r>
-              <w:rPr>
-                <w:spacing w:val="-5"/>
-                <w:w w:val="105"/>
-                <w:sz w:val="24"/>
-              </w:rPr>
-              <w:t>7</w:t>
+              <w:t>30</w:t>
             </w:r>
           </w:p>
         </w:tc>
@@ -17344,17 +17383,20 @@
             <w:tcW w:w="3278" w:type="dxa"/>
             <w:vMerge/>
             <w:tcBorders>
-              <w:top w:val="single" w:sz="4" w:space="0" w:color="000000"/>
-              <w:left w:val="single" w:sz="4" w:space="0" w:color="000000"/>
-              <w:bottom w:val="single" w:sz="4" w:space="0" w:color="000000"/>
-              <w:right w:val="single" w:sz="4" w:space="0" w:color="000000"/>
-            </w:tcBorders>
-          </w:tcPr>
-          <w:p>
-            <w:pPr>
-              <w:rPr>
-                <w:sz w:val="2"/>
-                <w:szCs w:val="2"/>
+              <w:left w:val="single" w:sz="4" w:space="0" w:color="000000"/>
+              <w:bottom w:val="single" w:sz="4" w:space="0" w:color="auto"/>
+              <w:right w:val="single" w:sz="4" w:space="0" w:color="000000"/>
+            </w:tcBorders>
+            <w:vAlign w:val="center"/>
+          </w:tcPr>
+          <w:p>
+            <w:pPr>
+              <w:jc w:val="center"/>
+              <w:rPr>
+                <w:b/>
+                <w:bCs/>
+                <w:sz w:val="24"/>
+                <w:szCs w:val="24"/>
               </w:rPr>
             </w:pPr>
           </w:p>
@@ -17383,7 +17425,7 @@
                 <w:sz w:val="24"/>
                 <w:szCs w:val="24"/>
               </w:rPr>
-              <w:t>Elaborar Fluxogramas dos processos críticos.</w:t>
+              <w:t>Realizar Matriz SWOT da empresa.</w:t>
             </w:r>
           </w:p>
         </w:tc>
@@ -17404,17 +17446,16 @@
               <w:ind w:left="36" w:right="23"/>
               <w:jc w:val="center"/>
               <w:rPr>
-                <w:w w:val="105"/>
-                <w:sz w:val="24"/>
-                <w:szCs w:val="24"/>
-              </w:rPr>
-            </w:pPr>
-            <w:r>
-              <w:rPr>
-                <w:sz w:val="24"/>
-                <w:szCs w:val="24"/>
-              </w:rPr>
-              <w:t>Gabriel</w:t>
+                <w:sz w:val="24"/>
+                <w:szCs w:val="24"/>
+              </w:rPr>
+            </w:pPr>
+            <w:r>
+              <w:rPr>
+                <w:sz w:val="24"/>
+                <w:szCs w:val="24"/>
+              </w:rPr>
+              <w:t>Jairo, Luan, Ghabriell e Victor</w:t>
             </w:r>
           </w:p>
         </w:tc>
@@ -17443,7 +17484,7 @@
                 <w:sz w:val="24"/>
                 <w:szCs w:val="24"/>
               </w:rPr>
-              <w:t>10/10/2026</w:t>
+              <w:t>17/10/2026</w:t>
             </w:r>
           </w:p>
         </w:tc>
@@ -17472,7 +17513,7 @@
                 <w:sz w:val="24"/>
                 <w:szCs w:val="24"/>
               </w:rPr>
-              <w:t>11/10/2026</w:t>
+              <w:t>17/10/2026</w:t>
             </w:r>
           </w:p>
         </w:tc>
@@ -17506,6 +17547,7 @@
               <w:bottom w:val="single" w:sz="4" w:space="0" w:color="000000"/>
               <w:right w:val="single" w:sz="4" w:space="0" w:color="000000"/>
             </w:tcBorders>
+            <w:vAlign w:val="center"/>
           </w:tcPr>
           <w:p>
             <w:pPr>
@@ -17525,7 +17567,7 @@
                 <w:w w:val="105"/>
                 <w:sz w:val="24"/>
               </w:rPr>
-              <w:t>2</w:t>
+              <w:t>3</w:t>
             </w:r>
             <w:r>
               <w:rPr>
@@ -17533,7 +17575,7 @@
                 <w:w w:val="105"/>
                 <w:sz w:val="24"/>
               </w:rPr>
-              <w:t>8</w:t>
+              <w:t>1</w:t>
             </w:r>
           </w:p>
         </w:tc>
@@ -17542,9 +17584,8 @@
             <w:tcW w:w="3278" w:type="dxa"/>
             <w:vMerge/>
             <w:tcBorders>
-              <w:top w:val="single" w:sz="4" w:space="0" w:color="000000"/>
-              <w:left w:val="single" w:sz="4" w:space="0" w:color="000000"/>
-              <w:bottom w:val="single" w:sz="4" w:space="0" w:color="000000"/>
+              <w:left w:val="single" w:sz="4" w:space="0" w:color="000000"/>
+              <w:bottom w:val="single" w:sz="4" w:space="0" w:color="auto"/>
               <w:right w:val="single" w:sz="4" w:space="0" w:color="000000"/>
             </w:tcBorders>
           </w:tcPr>
@@ -17581,83 +17622,7 @@
                 <w:sz w:val="24"/>
                 <w:szCs w:val="24"/>
               </w:rPr>
-              <w:t>Identificar</w:t>
-            </w:r>
-            <w:r>
-              <w:rPr>
-                <w:spacing w:val="26"/>
-                <w:sz w:val="24"/>
-                <w:szCs w:val="24"/>
-              </w:rPr>
-              <w:t xml:space="preserve"> </w:t>
-            </w:r>
-            <w:r>
-              <w:rPr>
-                <w:sz w:val="24"/>
-                <w:szCs w:val="24"/>
-              </w:rPr>
-              <w:t>gargalos</w:t>
-            </w:r>
-            <w:r>
-              <w:rPr>
-                <w:spacing w:val="26"/>
-                <w:sz w:val="24"/>
-                <w:szCs w:val="24"/>
-              </w:rPr>
-              <w:t xml:space="preserve"> </w:t>
-            </w:r>
-            <w:r>
-              <w:rPr>
-                <w:sz w:val="24"/>
-                <w:szCs w:val="24"/>
-              </w:rPr>
-              <w:t>e</w:t>
-            </w:r>
-            <w:r>
-              <w:rPr>
-                <w:spacing w:val="6"/>
-                <w:sz w:val="24"/>
-                <w:szCs w:val="24"/>
-              </w:rPr>
-              <w:t xml:space="preserve"> </w:t>
-            </w:r>
-            <w:r>
-              <w:rPr>
-                <w:sz w:val="24"/>
-                <w:szCs w:val="24"/>
-              </w:rPr>
-              <w:t>redundâncias</w:t>
-            </w:r>
-            <w:r>
-              <w:rPr>
-                <w:spacing w:val="18"/>
-                <w:sz w:val="24"/>
-                <w:szCs w:val="24"/>
-              </w:rPr>
-              <w:t xml:space="preserve"> </w:t>
-            </w:r>
-            <w:r>
-              <w:rPr>
-                <w:sz w:val="24"/>
-                <w:szCs w:val="24"/>
-              </w:rPr>
-              <w:t>de</w:t>
-            </w:r>
-            <w:r>
-              <w:rPr>
-                <w:spacing w:val="17"/>
-                <w:sz w:val="24"/>
-                <w:szCs w:val="24"/>
-              </w:rPr>
-              <w:t xml:space="preserve"> </w:t>
-            </w:r>
-            <w:r>
-              <w:rPr>
-                <w:spacing w:val="-5"/>
-                <w:sz w:val="24"/>
-                <w:szCs w:val="24"/>
-              </w:rPr>
-              <w:t>TI.</w:t>
+              <w:t>Aplicar Matriz da GUT para priorização de problemas da empresa.</w:t>
             </w:r>
           </w:p>
         </w:tc>
@@ -17678,16 +17643,15 @@
               <w:ind w:left="36" w:right="23"/>
               <w:jc w:val="center"/>
               <w:rPr>
-                <w:sz w:val="24"/>
-                <w:szCs w:val="24"/>
-              </w:rPr>
-            </w:pPr>
-            <w:r>
-              <w:rPr>
-                <w:sz w:val="24"/>
-                <w:szCs w:val="24"/>
-              </w:rPr>
-              <w:t>Ghabriell</w:t>
+                <w:sz w:val="23"/>
+              </w:rPr>
+            </w:pPr>
+            <w:r>
+              <w:rPr>
+                <w:sz w:val="24"/>
+                <w:szCs w:val="24"/>
+              </w:rPr>
+              <w:t>Lucas, Ian, Kauã e Vinícius</w:t>
             </w:r>
           </w:p>
         </w:tc>
@@ -17700,6 +17664,7 @@
               <w:bottom w:val="single" w:sz="4" w:space="0" w:color="000000"/>
               <w:right w:val="single" w:sz="4" w:space="0" w:color="000000"/>
             </w:tcBorders>
+            <w:vAlign w:val="center"/>
           </w:tcPr>
           <w:p>
             <w:pPr>
@@ -17716,7 +17681,7 @@
                 <w:sz w:val="24"/>
                 <w:szCs w:val="24"/>
               </w:rPr>
-              <w:t>12/10/2026</w:t>
+              <w:t>17/10/2026</w:t>
             </w:r>
           </w:p>
         </w:tc>
@@ -17729,6 +17694,7 @@
               <w:bottom w:val="single" w:sz="4" w:space="0" w:color="000000"/>
               <w:right w:val="single" w:sz="4" w:space="0" w:color="000000"/>
             </w:tcBorders>
+            <w:vAlign w:val="center"/>
           </w:tcPr>
           <w:p>
             <w:pPr>
@@ -17745,7 +17711,7 @@
                 <w:sz w:val="24"/>
                 <w:szCs w:val="24"/>
               </w:rPr>
-              <w:t>13/10/2026</w:t>
+              <w:t>18/10/2026</w:t>
             </w:r>
           </w:p>
         </w:tc>
@@ -17799,41 +17765,35 @@
                 <w:w w:val="105"/>
                 <w:sz w:val="24"/>
               </w:rPr>
-              <w:t>29</w:t>
+              <w:t>3</w:t>
+            </w:r>
+            <w:r>
+              <w:rPr>
+                <w:spacing w:val="-5"/>
+                <w:w w:val="105"/>
+                <w:sz w:val="24"/>
+              </w:rPr>
+              <w:t>3</w:t>
             </w:r>
           </w:p>
         </w:tc>
         <w:tc>
           <w:tcPr>
             <w:tcW w:w="3278" w:type="dxa"/>
-            <w:vMerge w:val="restart"/>
-            <w:tcBorders>
-              <w:top w:val="single" w:sz="4" w:space="0" w:color="000000"/>
+            <w:vMerge/>
+            <w:tcBorders>
               <w:left w:val="single" w:sz="4" w:space="0" w:color="000000"/>
               <w:bottom w:val="single" w:sz="4" w:space="0" w:color="auto"/>
               <w:right w:val="single" w:sz="4" w:space="0" w:color="000000"/>
             </w:tcBorders>
-            <w:vAlign w:val="center"/>
-          </w:tcPr>
-          <w:p>
-            <w:pPr>
-              <w:jc w:val="center"/>
-              <w:rPr>
-                <w:b/>
-                <w:bCs/>
-                <w:sz w:val="24"/>
-                <w:szCs w:val="24"/>
-              </w:rPr>
-            </w:pPr>
-            <w:r>
-              <w:rPr>
-                <w:b/>
-                <w:bCs/>
-                <w:sz w:val="24"/>
-                <w:szCs w:val="24"/>
-              </w:rPr>
-              <w:t>Analisar dados do Diagnóstico</w:t>
-            </w:r>
+          </w:tcPr>
+          <w:p>
+            <w:pPr>
+              <w:rPr>
+                <w:sz w:val="2"/>
+                <w:szCs w:val="2"/>
+              </w:rPr>
+            </w:pPr>
           </w:p>
         </w:tc>
         <w:tc>
@@ -17860,21 +17820,7 @@
                 <w:sz w:val="24"/>
                 <w:szCs w:val="24"/>
               </w:rPr>
-              <w:t xml:space="preserve">Realizar análise e interpretação dos dados coletados no diagnóstico </w:t>
-            </w:r>
-            <w:r>
-              <w:rPr>
-                <w:sz w:val="24"/>
-                <w:szCs w:val="24"/>
-              </w:rPr>
-              <w:t xml:space="preserve">organizacional e de TI. </w:t>
-            </w:r>
-            <w:r>
-              <w:rPr>
-                <w:sz w:val="24"/>
-                <w:szCs w:val="24"/>
-              </w:rPr>
-              <w:t>(Preencher no Relatório)</w:t>
+              <w:t xml:space="preserve">Avaliar nível em Maturidade de TI da empresa  </w:t>
             </w:r>
           </w:p>
         </w:tc>
@@ -17895,16 +17841,15 @@
               <w:ind w:left="36" w:right="23"/>
               <w:jc w:val="center"/>
               <w:rPr>
-                <w:sz w:val="24"/>
-                <w:szCs w:val="24"/>
-              </w:rPr>
-            </w:pPr>
-            <w:r>
-              <w:rPr>
-                <w:sz w:val="24"/>
-                <w:szCs w:val="24"/>
-              </w:rPr>
-              <w:t>Igor, Isabele, Leandro, Gabriel e Ghabriell</w:t>
+                <w:sz w:val="23"/>
+              </w:rPr>
+            </w:pPr>
+            <w:r>
+              <w:rPr>
+                <w:sz w:val="24"/>
+                <w:szCs w:val="24"/>
+              </w:rPr>
+              <w:t>Igor, Isabele, Jairo e Victor</w:t>
             </w:r>
           </w:p>
         </w:tc>
@@ -17917,7 +17862,6 @@
               <w:bottom w:val="single" w:sz="4" w:space="0" w:color="000000"/>
               <w:right w:val="single" w:sz="4" w:space="0" w:color="000000"/>
             </w:tcBorders>
-            <w:vAlign w:val="center"/>
           </w:tcPr>
           <w:p>
             <w:pPr>
@@ -17934,7 +17878,7 @@
                 <w:sz w:val="24"/>
                 <w:szCs w:val="24"/>
               </w:rPr>
-              <w:t>14/10/2026</w:t>
+              <w:t>19/10/2026</w:t>
             </w:r>
           </w:p>
         </w:tc>
@@ -17947,7 +17891,6 @@
               <w:bottom w:val="single" w:sz="4" w:space="0" w:color="000000"/>
               <w:right w:val="single" w:sz="4" w:space="0" w:color="000000"/>
             </w:tcBorders>
-            <w:vAlign w:val="center"/>
           </w:tcPr>
           <w:p>
             <w:pPr>
@@ -17964,21 +17907,7 @@
                 <w:sz w:val="24"/>
                 <w:szCs w:val="24"/>
               </w:rPr>
-              <w:t>1</w:t>
-            </w:r>
-            <w:r>
-              <w:rPr>
-                <w:sz w:val="24"/>
-                <w:szCs w:val="24"/>
-              </w:rPr>
-              <w:t>7</w:t>
-            </w:r>
-            <w:r>
-              <w:rPr>
-                <w:sz w:val="24"/>
-                <w:szCs w:val="24"/>
-              </w:rPr>
-              <w:t>/10/2026</w:t>
+              <w:t>19/10/2026</w:t>
             </w:r>
           </w:p>
         </w:tc>
@@ -18012,6 +17941,7 @@
               <w:bottom w:val="single" w:sz="4" w:space="0" w:color="000000"/>
               <w:right w:val="single" w:sz="4" w:space="0" w:color="000000"/>
             </w:tcBorders>
+            <w:vAlign w:val="center"/>
           </w:tcPr>
           <w:p>
             <w:pPr>
@@ -18031,7 +17961,15 @@
                 <w:w w:val="105"/>
                 <w:sz w:val="24"/>
               </w:rPr>
-              <w:t>30</w:t>
+              <w:t>3</w:t>
+            </w:r>
+            <w:r>
+              <w:rPr>
+                <w:spacing w:val="-5"/>
+                <w:w w:val="105"/>
+                <w:sz w:val="24"/>
+              </w:rPr>
+              <w:t>4</w:t>
             </w:r>
           </w:p>
         </w:tc>
@@ -18044,16 +17982,12 @@
               <w:bottom w:val="single" w:sz="4" w:space="0" w:color="auto"/>
               <w:right w:val="single" w:sz="4" w:space="0" w:color="000000"/>
             </w:tcBorders>
-            <w:vAlign w:val="center"/>
-          </w:tcPr>
-          <w:p>
-            <w:pPr>
-              <w:jc w:val="center"/>
-              <w:rPr>
-                <w:b/>
-                <w:bCs/>
-                <w:sz w:val="24"/>
-                <w:szCs w:val="24"/>
+          </w:tcPr>
+          <w:p>
+            <w:pPr>
+              <w:rPr>
+                <w:sz w:val="2"/>
+                <w:szCs w:val="2"/>
               </w:rPr>
             </w:pPr>
           </w:p>
@@ -18082,7 +18016,7 @@
                 <w:sz w:val="24"/>
                 <w:szCs w:val="24"/>
               </w:rPr>
-              <w:t>Realizar Matriz SWOT da empresa.</w:t>
+              <w:t>Elaborar Diagrama de Ishikawa dos problemas frequentes.</w:t>
             </w:r>
           </w:p>
         </w:tc>
@@ -18103,16 +18037,15 @@
               <w:ind w:left="36" w:right="23"/>
               <w:jc w:val="center"/>
               <w:rPr>
-                <w:sz w:val="24"/>
-                <w:szCs w:val="24"/>
-              </w:rPr>
-            </w:pPr>
-            <w:r>
-              <w:rPr>
-                <w:sz w:val="24"/>
-                <w:szCs w:val="24"/>
-              </w:rPr>
-              <w:t>Jairo, Luan, Ghabriell e Victor</w:t>
+                <w:sz w:val="23"/>
+              </w:rPr>
+            </w:pPr>
+            <w:r>
+              <w:rPr>
+                <w:sz w:val="24"/>
+                <w:szCs w:val="24"/>
+              </w:rPr>
+              <w:t>Ghabriell, Luan, Lucas e Kauã</w:t>
             </w:r>
           </w:p>
         </w:tc>
@@ -18125,6 +18058,7 @@
               <w:bottom w:val="single" w:sz="4" w:space="0" w:color="000000"/>
               <w:right w:val="single" w:sz="4" w:space="0" w:color="000000"/>
             </w:tcBorders>
+            <w:vAlign w:val="center"/>
           </w:tcPr>
           <w:p>
             <w:pPr>
@@ -18141,7 +18075,7 @@
                 <w:sz w:val="24"/>
                 <w:szCs w:val="24"/>
               </w:rPr>
-              <w:t>17/10/2026</w:t>
+              <w:t>21/10/2026</w:t>
             </w:r>
           </w:p>
         </w:tc>
@@ -18154,6 +18088,7 @@
               <w:bottom w:val="single" w:sz="4" w:space="0" w:color="000000"/>
               <w:right w:val="single" w:sz="4" w:space="0" w:color="000000"/>
             </w:tcBorders>
+            <w:vAlign w:val="center"/>
           </w:tcPr>
           <w:p>
             <w:pPr>
@@ -18170,7 +18105,7 @@
                 <w:sz w:val="24"/>
                 <w:szCs w:val="24"/>
               </w:rPr>
-              <w:t>17/10/2026</w:t>
+              <w:t>22/10/2026</w:t>
             </w:r>
           </w:p>
         </w:tc>
@@ -18224,15 +18159,7 @@
                 <w:w w:val="105"/>
                 <w:sz w:val="24"/>
               </w:rPr>
-              <w:t>3</w:t>
-            </w:r>
-            <w:r>
-              <w:rPr>
-                <w:spacing w:val="-5"/>
-                <w:w w:val="105"/>
-                <w:sz w:val="24"/>
-              </w:rPr>
-              <w:t>1</w:t>
+              <w:t>35</w:t>
             </w:r>
           </w:p>
         </w:tc>
@@ -18279,7 +18206,24 @@
                 <w:sz w:val="24"/>
                 <w:szCs w:val="24"/>
               </w:rPr>
-              <w:t>Aplicar Matriz da GUT para priorização de problemas da empresa.</w:t>
+              <w:t>Consolidar os resultados das ferramentas de análise para identificação dos problemas</w:t>
+            </w:r>
+          </w:p>
+          <w:p>
+            <w:pPr>
+              <w:pStyle w:val="TableParagraph"/>
+              <w:ind w:left="87"/>
+              <w:rPr>
+                <w:sz w:val="24"/>
+                <w:szCs w:val="24"/>
+              </w:rPr>
+            </w:pPr>
+            <w:r>
+              <w:rPr>
+                <w:sz w:val="24"/>
+                <w:szCs w:val="24"/>
+              </w:rPr>
+              <w:t>(Preencher no relatório).</w:t>
             </w:r>
           </w:p>
         </w:tc>
@@ -18305,10 +18249,10 @@
             </w:pPr>
             <w:r>
               <w:rPr>
-                <w:sz w:val="24"/>
-                <w:szCs w:val="24"/>
-              </w:rPr>
-              <w:t>Lucas, Ian, Kauã e Vinícius</w:t>
+                <w:sz w:val="23"/>
+                <w:szCs w:val="23"/>
+              </w:rPr>
+              <w:t>Gabriel, Ian, Vinícius, Leandro e Thiago</w:t>
             </w:r>
           </w:p>
         </w:tc>
@@ -18338,7 +18282,7 @@
                 <w:sz w:val="24"/>
                 <w:szCs w:val="24"/>
               </w:rPr>
-              <w:t>17/10/2026</w:t>
+              <w:t>23/10/2026</w:t>
             </w:r>
           </w:p>
         </w:tc>
@@ -18368,7 +18312,7 @@
                 <w:sz w:val="24"/>
                 <w:szCs w:val="24"/>
               </w:rPr>
-              <w:t>18/10/2026</w:t>
+              <w:t>24/10/2026</w:t>
             </w:r>
           </w:p>
         </w:tc>
@@ -18430,27 +18374,40 @@
                 <w:w w:val="105"/>
                 <w:sz w:val="24"/>
               </w:rPr>
-              <w:t>2</w:t>
+              <w:t>6</w:t>
             </w:r>
           </w:p>
         </w:tc>
         <w:tc>
           <w:tcPr>
             <w:tcW w:w="3278" w:type="dxa"/>
-            <w:vMerge/>
-            <w:tcBorders>
-              <w:left w:val="single" w:sz="4" w:space="0" w:color="000000"/>
-              <w:bottom w:val="single" w:sz="4" w:space="0" w:color="auto"/>
-              <w:right w:val="single" w:sz="4" w:space="0" w:color="000000"/>
-            </w:tcBorders>
-          </w:tcPr>
-          <w:p>
-            <w:pPr>
-              <w:rPr>
-                <w:sz w:val="2"/>
-                <w:szCs w:val="2"/>
-              </w:rPr>
-            </w:pPr>
+            <w:vMerge w:val="restart"/>
+            <w:tcBorders>
+              <w:top w:val="single" w:sz="4" w:space="0" w:color="auto"/>
+              <w:left w:val="single" w:sz="4" w:space="0" w:color="000000"/>
+              <w:right w:val="single" w:sz="4" w:space="0" w:color="000000"/>
+            </w:tcBorders>
+            <w:vAlign w:val="center"/>
+          </w:tcPr>
+          <w:p>
+            <w:pPr>
+              <w:jc w:val="center"/>
+              <w:rPr>
+                <w:b/>
+                <w:bCs/>
+                <w:sz w:val="24"/>
+                <w:szCs w:val="24"/>
+              </w:rPr>
+            </w:pPr>
+            <w:r>
+              <w:rPr>
+                <w:b/>
+                <w:bCs/>
+                <w:sz w:val="24"/>
+                <w:szCs w:val="24"/>
+              </w:rPr>
+              <w:t>Identificar Problema a ser tratado</w:t>
+            </w:r>
           </w:p>
         </w:tc>
         <w:tc>
@@ -18477,7 +18434,7 @@
                 <w:sz w:val="24"/>
                 <w:szCs w:val="24"/>
               </w:rPr>
-              <w:t>Montar Gráfico de Pareto para quantificar a frequência das falhas.</w:t>
+              <w:t>Escolher quais problemas o grupo consegue resolver usando TI.</w:t>
             </w:r>
           </w:p>
         </w:tc>
@@ -18490,6 +18447,7 @@
               <w:bottom w:val="single" w:sz="4" w:space="0" w:color="000000"/>
               <w:right w:val="single" w:sz="4" w:space="0" w:color="000000"/>
             </w:tcBorders>
+            <w:vAlign w:val="center"/>
           </w:tcPr>
           <w:p>
             <w:pPr>
@@ -18506,7 +18464,7 @@
                 <w:sz w:val="24"/>
                 <w:szCs w:val="24"/>
               </w:rPr>
-              <w:t>Gabriel, Thiago, Leandro e Ghabriell</w:t>
+              <w:t>Grupo</w:t>
             </w:r>
           </w:p>
         </w:tc>
@@ -18536,7 +18494,7 @@
                 <w:sz w:val="24"/>
                 <w:szCs w:val="24"/>
               </w:rPr>
-              <w:t>19/10/2026</w:t>
+              <w:t>24/10/2026</w:t>
             </w:r>
           </w:p>
         </w:tc>
@@ -18566,7 +18524,7 @@
                 <w:sz w:val="24"/>
                 <w:szCs w:val="24"/>
               </w:rPr>
-              <w:t>20/10/2026</w:t>
+              <w:t>24/10/2026</w:t>
             </w:r>
           </w:p>
         </w:tc>
@@ -18620,15 +18578,7 @@
                 <w:w w:val="105"/>
                 <w:sz w:val="24"/>
               </w:rPr>
-              <w:t>3</w:t>
-            </w:r>
-            <w:r>
-              <w:rPr>
-                <w:spacing w:val="-5"/>
-                <w:w w:val="105"/>
-                <w:sz w:val="24"/>
-              </w:rPr>
-              <w:t>3</w:t>
+              <w:t>37</w:t>
             </w:r>
           </w:p>
         </w:tc>
@@ -18638,7 +18588,6 @@
             <w:vMerge/>
             <w:tcBorders>
               <w:left w:val="single" w:sz="4" w:space="0" w:color="000000"/>
-              <w:bottom w:val="single" w:sz="4" w:space="0" w:color="auto"/>
               <w:right w:val="single" w:sz="4" w:space="0" w:color="000000"/>
             </w:tcBorders>
           </w:tcPr>
@@ -18675,7 +18624,7 @@
                 <w:sz w:val="24"/>
                 <w:szCs w:val="24"/>
               </w:rPr>
-              <w:t xml:space="preserve">Avaliar nível em Maturidade de TI da empresa  </w:t>
+              <w:t>Escrever o relatório inicial explicando a escolha dos problemas e justificativas do grupo.</w:t>
             </w:r>
           </w:p>
         </w:tc>
@@ -18688,6 +18637,7 @@
               <w:bottom w:val="single" w:sz="4" w:space="0" w:color="000000"/>
               <w:right w:val="single" w:sz="4" w:space="0" w:color="000000"/>
             </w:tcBorders>
+            <w:vAlign w:val="center"/>
           </w:tcPr>
           <w:p>
             <w:pPr>
@@ -18701,10 +18651,10 @@
             </w:pPr>
             <w:r>
               <w:rPr>
-                <w:sz w:val="24"/>
-                <w:szCs w:val="24"/>
-              </w:rPr>
-              <w:t>Igor, Isabele, Jairo e Victor</w:t>
+                <w:sz w:val="23"/>
+                <w:szCs w:val="23"/>
+              </w:rPr>
+              <w:t>Igor, Jairo e Luan</w:t>
             </w:r>
           </w:p>
         </w:tc>
@@ -18717,6 +18667,7 @@
               <w:bottom w:val="single" w:sz="4" w:space="0" w:color="000000"/>
               <w:right w:val="single" w:sz="4" w:space="0" w:color="000000"/>
             </w:tcBorders>
+            <w:vAlign w:val="center"/>
           </w:tcPr>
           <w:p>
             <w:pPr>
@@ -18733,7 +18684,7 @@
                 <w:sz w:val="24"/>
                 <w:szCs w:val="24"/>
               </w:rPr>
-              <w:t>19/10/2026</w:t>
+              <w:t>24/10/2026</w:t>
             </w:r>
           </w:p>
         </w:tc>
@@ -18746,6 +18697,7 @@
               <w:bottom w:val="single" w:sz="4" w:space="0" w:color="000000"/>
               <w:right w:val="single" w:sz="4" w:space="0" w:color="000000"/>
             </w:tcBorders>
+            <w:vAlign w:val="center"/>
           </w:tcPr>
           <w:p>
             <w:pPr>
@@ -18762,7 +18714,7 @@
                 <w:sz w:val="24"/>
                 <w:szCs w:val="24"/>
               </w:rPr>
-              <w:t>19/10/2026</w:t>
+              <w:t>25/10/2026</w:t>
             </w:r>
           </w:p>
         </w:tc>
@@ -18816,15 +18768,7 @@
                 <w:w w:val="105"/>
                 <w:sz w:val="24"/>
               </w:rPr>
-              <w:t>3</w:t>
-            </w:r>
-            <w:r>
-              <w:rPr>
-                <w:spacing w:val="-5"/>
-                <w:w w:val="105"/>
-                <w:sz w:val="24"/>
-              </w:rPr>
-              <w:t>4</w:t>
+              <w:t>38</w:t>
             </w:r>
           </w:p>
         </w:tc>
@@ -18834,7 +18778,6 @@
             <w:vMerge/>
             <w:tcBorders>
               <w:left w:val="single" w:sz="4" w:space="0" w:color="000000"/>
-              <w:bottom w:val="single" w:sz="4" w:space="0" w:color="auto"/>
               <w:right w:val="single" w:sz="4" w:space="0" w:color="000000"/>
             </w:tcBorders>
           </w:tcPr>
@@ -18871,7 +18814,7 @@
                 <w:sz w:val="24"/>
                 <w:szCs w:val="24"/>
               </w:rPr>
-              <w:t>Elaborar Diagrama de Ishikawa dos problemas frequentes.</w:t>
+              <w:t>Marcar Reunião de alinhamento com o gestor</w:t>
             </w:r>
           </w:p>
         </w:tc>
@@ -18897,10 +18840,9 @@
             </w:pPr>
             <w:r>
               <w:rPr>
-                <w:sz w:val="24"/>
-                <w:szCs w:val="24"/>
-              </w:rPr>
-              <w:t>Ghabriell, Luan, Lucas e Kauã</w:t>
+                <w:sz w:val="23"/>
+              </w:rPr>
+              <w:t>Ian</w:t>
             </w:r>
           </w:p>
         </w:tc>
@@ -18913,7 +18855,6 @@
               <w:bottom w:val="single" w:sz="4" w:space="0" w:color="000000"/>
               <w:right w:val="single" w:sz="4" w:space="0" w:color="000000"/>
             </w:tcBorders>
-            <w:vAlign w:val="center"/>
           </w:tcPr>
           <w:p>
             <w:pPr>
@@ -18930,7 +18871,7 @@
                 <w:sz w:val="24"/>
                 <w:szCs w:val="24"/>
               </w:rPr>
-              <w:t>21/10/2026</w:t>
+              <w:t>26/10/2026</w:t>
             </w:r>
           </w:p>
         </w:tc>
@@ -18943,7 +18884,6 @@
               <w:bottom w:val="single" w:sz="4" w:space="0" w:color="000000"/>
               <w:right w:val="single" w:sz="4" w:space="0" w:color="000000"/>
             </w:tcBorders>
-            <w:vAlign w:val="center"/>
           </w:tcPr>
           <w:p>
             <w:pPr>
@@ -18960,7 +18900,7 @@
                 <w:sz w:val="24"/>
                 <w:szCs w:val="24"/>
               </w:rPr>
-              <w:t>22/10/2026</w:t>
+              <w:t>26/10/2026</w:t>
             </w:r>
           </w:p>
         </w:tc>
@@ -19014,7 +18954,7 @@
                 <w:w w:val="105"/>
                 <w:sz w:val="24"/>
               </w:rPr>
-              <w:t>35</w:t>
+              <w:t>39</w:t>
             </w:r>
           </w:p>
         </w:tc>
@@ -19024,7 +18964,6 @@
             <w:vMerge/>
             <w:tcBorders>
               <w:left w:val="single" w:sz="4" w:space="0" w:color="000000"/>
-              <w:bottom w:val="single" w:sz="4" w:space="0" w:color="auto"/>
               <w:right w:val="single" w:sz="4" w:space="0" w:color="000000"/>
             </w:tcBorders>
           </w:tcPr>
@@ -19061,24 +19000,7 @@
                 <w:sz w:val="24"/>
                 <w:szCs w:val="24"/>
               </w:rPr>
-              <w:t>Consolidar os resultados das ferramentas de análise para identificação dos problemas</w:t>
-            </w:r>
-          </w:p>
-          <w:p>
-            <w:pPr>
-              <w:pStyle w:val="TableParagraph"/>
-              <w:ind w:left="87"/>
-              <w:rPr>
-                <w:sz w:val="24"/>
-                <w:szCs w:val="24"/>
-              </w:rPr>
-            </w:pPr>
-            <w:r>
-              <w:rPr>
-                <w:sz w:val="24"/>
-                <w:szCs w:val="24"/>
-              </w:rPr>
-              <w:t>(Preencher no relatório).</w:t>
+              <w:t xml:space="preserve">Reunir com o gestor para apresentar e aprovar os problemas escolhidos (alinhamento de expectativa) </w:t>
             </w:r>
           </w:p>
         </w:tc>
@@ -19091,6 +19013,7 @@
               <w:bottom w:val="single" w:sz="4" w:space="0" w:color="000000"/>
               <w:right w:val="single" w:sz="4" w:space="0" w:color="000000"/>
             </w:tcBorders>
+            <w:vAlign w:val="center"/>
           </w:tcPr>
           <w:p>
             <w:pPr>
@@ -19105,9 +19028,8 @@
             <w:r>
               <w:rPr>
                 <w:sz w:val="23"/>
-                <w:szCs w:val="23"/>
-              </w:rPr>
-              <w:t>Gabriel, Ian, Vinícius, Leandro e Thiago</w:t>
+              </w:rPr>
+              <w:t>Ian e Igor</w:t>
             </w:r>
           </w:p>
         </w:tc>
@@ -19137,7 +19059,7 @@
                 <w:sz w:val="24"/>
                 <w:szCs w:val="24"/>
               </w:rPr>
-              <w:t>23/10/2026</w:t>
+              <w:t>27/10/2026</w:t>
             </w:r>
           </w:p>
         </w:tc>
@@ -19167,7 +19089,197 @@
                 <w:sz w:val="24"/>
                 <w:szCs w:val="24"/>
               </w:rPr>
-              <w:t>24/10/2026</w:t>
+              <w:t>27/10/2026</w:t>
+            </w:r>
+          </w:p>
+        </w:tc>
+        <w:tc>
+          <w:tcPr>
+            <w:tcW w:w="2270" w:type="dxa"/>
+            <w:tcBorders>
+              <w:top w:val="single" w:sz="4" w:space="0" w:color="000000"/>
+              <w:left w:val="single" w:sz="4" w:space="0" w:color="000000"/>
+              <w:bottom w:val="single" w:sz="4" w:space="0" w:color="000000"/>
+              <w:right w:val="single" w:sz="4" w:space="0" w:color="000000"/>
+            </w:tcBorders>
+          </w:tcPr>
+          <w:p>
+            <w:pPr>
+              <w:pStyle w:val="TableParagraph"/>
+            </w:pPr>
+          </w:p>
+        </w:tc>
+      </w:tr>
+      <w:tr>
+        <w:trPr>
+          <w:trHeight w:val="85"/>
+        </w:trPr>
+        <w:tc>
+          <w:tcPr>
+            <w:tcW w:w="497" w:type="dxa"/>
+            <w:tcBorders>
+              <w:top w:val="single" w:sz="4" w:space="0" w:color="000000"/>
+              <w:left w:val="single" w:sz="4" w:space="0" w:color="000000"/>
+              <w:bottom w:val="single" w:sz="4" w:space="0" w:color="000000"/>
+              <w:right w:val="single" w:sz="4" w:space="0" w:color="000000"/>
+            </w:tcBorders>
+            <w:vAlign w:val="center"/>
+          </w:tcPr>
+          <w:p>
+            <w:pPr>
+              <w:pStyle w:val="TableParagraph"/>
+              <w:spacing w:before="7"/>
+              <w:ind w:left="64" w:right="14"/>
+              <w:jc w:val="center"/>
+              <w:rPr>
+                <w:spacing w:val="-5"/>
+                <w:w w:val="105"/>
+                <w:sz w:val="24"/>
+              </w:rPr>
+            </w:pPr>
+            <w:r>
+              <w:rPr>
+                <w:spacing w:val="-5"/>
+                <w:w w:val="105"/>
+                <w:sz w:val="24"/>
+              </w:rPr>
+              <w:t>40</w:t>
+            </w:r>
+          </w:p>
+        </w:tc>
+        <w:tc>
+          <w:tcPr>
+            <w:tcW w:w="3278" w:type="dxa"/>
+            <w:vMerge/>
+            <w:tcBorders>
+              <w:left w:val="single" w:sz="4" w:space="0" w:color="000000"/>
+              <w:right w:val="single" w:sz="4" w:space="0" w:color="000000"/>
+            </w:tcBorders>
+          </w:tcPr>
+          <w:p>
+            <w:pPr>
+              <w:rPr>
+                <w:sz w:val="2"/>
+                <w:szCs w:val="2"/>
+              </w:rPr>
+            </w:pPr>
+          </w:p>
+        </w:tc>
+        <w:tc>
+          <w:tcPr>
+            <w:tcW w:w="4611" w:type="dxa"/>
+            <w:tcBorders>
+              <w:top w:val="single" w:sz="4" w:space="0" w:color="000000"/>
+              <w:left w:val="single" w:sz="4" w:space="0" w:color="000000"/>
+              <w:bottom w:val="single" w:sz="4" w:space="0" w:color="000000"/>
+              <w:right w:val="single" w:sz="4" w:space="0" w:color="000000"/>
+            </w:tcBorders>
+          </w:tcPr>
+          <w:p>
+            <w:pPr>
+              <w:pStyle w:val="TableParagraph"/>
+              <w:ind w:left="87"/>
+              <w:rPr>
+                <w:sz w:val="24"/>
+                <w:szCs w:val="24"/>
+              </w:rPr>
+            </w:pPr>
+            <w:r>
+              <w:rPr>
+                <w:sz w:val="24"/>
+                <w:szCs w:val="24"/>
+              </w:rPr>
+              <w:t>Elaborar e redigir a súmula de reunião com base nos acordos firmados na reunião</w:t>
+            </w:r>
+          </w:p>
+        </w:tc>
+        <w:tc>
+          <w:tcPr>
+            <w:tcW w:w="1924" w:type="dxa"/>
+            <w:tcBorders>
+              <w:top w:val="single" w:sz="4" w:space="0" w:color="000000"/>
+              <w:left w:val="single" w:sz="4" w:space="0" w:color="000000"/>
+              <w:bottom w:val="single" w:sz="4" w:space="0" w:color="000000"/>
+              <w:right w:val="single" w:sz="4" w:space="0" w:color="000000"/>
+            </w:tcBorders>
+            <w:vAlign w:val="center"/>
+          </w:tcPr>
+          <w:p>
+            <w:pPr>
+              <w:pStyle w:val="TableParagraph"/>
+              <w:spacing w:before="7"/>
+              <w:ind w:left="36" w:right="23"/>
+              <w:jc w:val="center"/>
+              <w:rPr>
+                <w:sz w:val="23"/>
+              </w:rPr>
+            </w:pPr>
+            <w:r>
+              <w:rPr>
+                <w:sz w:val="23"/>
+                <w:szCs w:val="23"/>
+              </w:rPr>
+              <w:t>Igor</w:t>
+            </w:r>
+          </w:p>
+        </w:tc>
+        <w:tc>
+          <w:tcPr>
+            <w:tcW w:w="1276" w:type="dxa"/>
+            <w:tcBorders>
+              <w:top w:val="single" w:sz="4" w:space="0" w:color="000000"/>
+              <w:left w:val="single" w:sz="4" w:space="0" w:color="000000"/>
+              <w:bottom w:val="single" w:sz="4" w:space="0" w:color="000000"/>
+              <w:right w:val="single" w:sz="4" w:space="0" w:color="000000"/>
+            </w:tcBorders>
+            <w:vAlign w:val="center"/>
+          </w:tcPr>
+          <w:p>
+            <w:pPr>
+              <w:pStyle w:val="TableParagraph"/>
+              <w:ind w:left="25" w:right="26"/>
+              <w:jc w:val="center"/>
+              <w:rPr>
+                <w:sz w:val="24"/>
+                <w:szCs w:val="24"/>
+              </w:rPr>
+            </w:pPr>
+            <w:r>
+              <w:rPr>
+                <w:sz w:val="24"/>
+                <w:szCs w:val="24"/>
+              </w:rPr>
+              <w:t>27/10/2026</w:t>
+            </w:r>
+          </w:p>
+        </w:tc>
+        <w:tc>
+          <w:tcPr>
+            <w:tcW w:w="1240" w:type="dxa"/>
+            <w:tcBorders>
+              <w:top w:val="single" w:sz="4" w:space="0" w:color="000000"/>
+              <w:left w:val="single" w:sz="4" w:space="0" w:color="000000"/>
+              <w:bottom w:val="single" w:sz="4" w:space="0" w:color="000000"/>
+              <w:right w:val="single" w:sz="4" w:space="0" w:color="000000"/>
+            </w:tcBorders>
+            <w:vAlign w:val="center"/>
+          </w:tcPr>
+          <w:p>
+            <w:pPr>
+              <w:pStyle w:val="TableParagraph"/>
+              <w:ind w:left="44"/>
+              <w:jc w:val="center"/>
+              <w:rPr>
+                <w:sz w:val="24"/>
+                <w:szCs w:val="24"/>
+              </w:rPr>
+            </w:pPr>
+            <w:r>
+              <w:rPr>
+                <w:sz w:val="24"/>
+                <w:szCs w:val="24"/>
+              </w:rPr>
+              <w:t>27/10/2026</w:t>
             </w:r>
           </w:p>
         </w:tc>
@@ -19221,48 +19333,26 @@
                 <w:w w:val="105"/>
                 <w:sz w:val="24"/>
               </w:rPr>
-              <w:t>3</w:t>
-            </w:r>
-            <w:r>
-              <w:rPr>
-                <w:spacing w:val="-5"/>
-                <w:w w:val="105"/>
-                <w:sz w:val="24"/>
-              </w:rPr>
-              <w:t>6</w:t>
+              <w:t>41</w:t>
             </w:r>
           </w:p>
         </w:tc>
         <w:tc>
           <w:tcPr>
             <w:tcW w:w="3278" w:type="dxa"/>
-            <w:vMerge w:val="restart"/>
-            <w:tcBorders>
-              <w:top w:val="single" w:sz="4" w:space="0" w:color="auto"/>
-              <w:left w:val="single" w:sz="4" w:space="0" w:color="000000"/>
-              <w:right w:val="single" w:sz="4" w:space="0" w:color="000000"/>
-            </w:tcBorders>
-            <w:vAlign w:val="center"/>
-          </w:tcPr>
-          <w:p>
-            <w:pPr>
-              <w:jc w:val="center"/>
-              <w:rPr>
-                <w:b/>
-                <w:bCs/>
-                <w:sz w:val="24"/>
-                <w:szCs w:val="24"/>
-              </w:rPr>
-            </w:pPr>
-            <w:r>
-              <w:rPr>
-                <w:b/>
-                <w:bCs/>
-                <w:sz w:val="24"/>
-                <w:szCs w:val="24"/>
-              </w:rPr>
-              <w:t>Identificar Problema a ser tratado</w:t>
-            </w:r>
+            <w:vMerge/>
+            <w:tcBorders>
+              <w:left w:val="single" w:sz="4" w:space="0" w:color="000000"/>
+              <w:right w:val="single" w:sz="4" w:space="0" w:color="000000"/>
+            </w:tcBorders>
+          </w:tcPr>
+          <w:p>
+            <w:pPr>
+              <w:rPr>
+                <w:sz w:val="2"/>
+                <w:szCs w:val="2"/>
+              </w:rPr>
+            </w:pPr>
           </w:p>
         </w:tc>
         <w:tc>
@@ -19289,7 +19379,7 @@
                 <w:sz w:val="24"/>
                 <w:szCs w:val="24"/>
               </w:rPr>
-              <w:t>Escolher quais problemas o grupo consegue resolver usando TI.</w:t>
+              <w:t>Coletar a assinatura do gestor responsável na súmula.</w:t>
             </w:r>
           </w:p>
         </w:tc>
@@ -19316,10 +19406,9 @@
             </w:pPr>
             <w:r>
               <w:rPr>
-                <w:sz w:val="24"/>
-                <w:szCs w:val="24"/>
-              </w:rPr>
-              <w:t>Grupo</w:t>
+                <w:sz w:val="23"/>
+              </w:rPr>
+              <w:t>Ian</w:t>
             </w:r>
           </w:p>
         </w:tc>
@@ -19349,7 +19438,7 @@
                 <w:sz w:val="24"/>
                 <w:szCs w:val="24"/>
               </w:rPr>
-              <w:t>24/10/2026</w:t>
+              <w:t>28/10/2026</w:t>
             </w:r>
           </w:p>
         </w:tc>
@@ -19379,7 +19468,7 @@
                 <w:sz w:val="24"/>
                 <w:szCs w:val="24"/>
               </w:rPr>
-              <w:t>24/10/2026</w:t>
+              <w:t>28/10/2026</w:t>
             </w:r>
           </w:p>
         </w:tc>
@@ -19433,7 +19522,7 @@
                 <w:w w:val="105"/>
                 <w:sz w:val="24"/>
               </w:rPr>
-              <w:t>37</w:t>
+              <w:t>42</w:t>
             </w:r>
           </w:p>
         </w:tc>
@@ -19443,6 +19532,7 @@
             <w:vMerge/>
             <w:tcBorders>
               <w:left w:val="single" w:sz="4" w:space="0" w:color="000000"/>
+              <w:bottom w:val="single" w:sz="4" w:space="0" w:color="000000"/>
               <w:right w:val="single" w:sz="4" w:space="0" w:color="000000"/>
             </w:tcBorders>
           </w:tcPr>
@@ -19479,7 +19569,7 @@
                 <w:sz w:val="24"/>
                 <w:szCs w:val="24"/>
               </w:rPr>
-              <w:t>Escrever o relatório inicial explicando a escolha dos problemas e justificativas do grupo.</w:t>
+              <w:t>Redigir, ajustar e consolidar a versão final do relatório com as justificativas do escopo.</w:t>
             </w:r>
           </w:p>
         </w:tc>
@@ -19507,9 +19597,8 @@
             <w:r>
               <w:rPr>
                 <w:sz w:val="23"/>
-                <w:szCs w:val="23"/>
-              </w:rPr>
-              <w:t>Igor, Jairo e Luan</w:t>
+              </w:rPr>
+              <w:t>Thiago, Leandro e Lucas</w:t>
             </w:r>
           </w:p>
         </w:tc>
@@ -19539,7 +19628,7 @@
                 <w:sz w:val="24"/>
                 <w:szCs w:val="24"/>
               </w:rPr>
-              <w:t>24/10/2026</w:t>
+              <w:t>29/10/2026</w:t>
             </w:r>
           </w:p>
         </w:tc>
@@ -19569,950 +19658,6 @@
                 <w:sz w:val="24"/>
                 <w:szCs w:val="24"/>
               </w:rPr>
-              <w:t>25/10/2026</w:t>
-            </w:r>
-          </w:p>
-        </w:tc>
-        <w:tc>
-          <w:tcPr>
-            <w:tcW w:w="2270" w:type="dxa"/>
-            <w:tcBorders>
-              <w:top w:val="single" w:sz="4" w:space="0" w:color="000000"/>
-              <w:left w:val="single" w:sz="4" w:space="0" w:color="000000"/>
-              <w:bottom w:val="single" w:sz="4" w:space="0" w:color="000000"/>
-              <w:right w:val="single" w:sz="4" w:space="0" w:color="000000"/>
-            </w:tcBorders>
-          </w:tcPr>
-          <w:p>
-            <w:pPr>
-              <w:pStyle w:val="TableParagraph"/>
-            </w:pPr>
-          </w:p>
-        </w:tc>
-      </w:tr>
-      <w:tr>
-        <w:trPr>
-          <w:trHeight w:val="299"/>
-        </w:trPr>
-        <w:tc>
-          <w:tcPr>
-            <w:tcW w:w="497" w:type="dxa"/>
-            <w:tcBorders>
-              <w:top w:val="single" w:sz="4" w:space="0" w:color="000000"/>
-              <w:left w:val="single" w:sz="4" w:space="0" w:color="000000"/>
-              <w:bottom w:val="single" w:sz="4" w:space="0" w:color="000000"/>
-              <w:right w:val="single" w:sz="4" w:space="0" w:color="000000"/>
-            </w:tcBorders>
-            <w:vAlign w:val="center"/>
-          </w:tcPr>
-          <w:p>
-            <w:pPr>
-              <w:pStyle w:val="TableParagraph"/>
-              <w:spacing w:before="7"/>
-              <w:ind w:left="64" w:right="14"/>
-              <w:jc w:val="center"/>
-              <w:rPr>
-                <w:spacing w:val="-5"/>
-                <w:w w:val="105"/>
-                <w:sz w:val="24"/>
-              </w:rPr>
-            </w:pPr>
-            <w:r>
-              <w:rPr>
-                <w:spacing w:val="-5"/>
-                <w:w w:val="105"/>
-                <w:sz w:val="24"/>
-              </w:rPr>
-              <w:t>38</w:t>
-            </w:r>
-          </w:p>
-        </w:tc>
-        <w:tc>
-          <w:tcPr>
-            <w:tcW w:w="3278" w:type="dxa"/>
-            <w:vMerge/>
-            <w:tcBorders>
-              <w:left w:val="single" w:sz="4" w:space="0" w:color="000000"/>
-              <w:right w:val="single" w:sz="4" w:space="0" w:color="000000"/>
-            </w:tcBorders>
-          </w:tcPr>
-          <w:p>
-            <w:pPr>
-              <w:rPr>
-                <w:sz w:val="2"/>
-                <w:szCs w:val="2"/>
-              </w:rPr>
-            </w:pPr>
-          </w:p>
-        </w:tc>
-        <w:tc>
-          <w:tcPr>
-            <w:tcW w:w="4611" w:type="dxa"/>
-            <w:tcBorders>
-              <w:top w:val="single" w:sz="4" w:space="0" w:color="000000"/>
-              <w:left w:val="single" w:sz="4" w:space="0" w:color="000000"/>
-              <w:bottom w:val="single" w:sz="4" w:space="0" w:color="000000"/>
-              <w:right w:val="single" w:sz="4" w:space="0" w:color="000000"/>
-            </w:tcBorders>
-          </w:tcPr>
-          <w:p>
-            <w:pPr>
-              <w:pStyle w:val="TableParagraph"/>
-              <w:ind w:left="87"/>
-              <w:rPr>
-                <w:sz w:val="24"/>
-                <w:szCs w:val="24"/>
-              </w:rPr>
-            </w:pPr>
-            <w:r>
-              <w:rPr>
-                <w:sz w:val="24"/>
-                <w:szCs w:val="24"/>
-              </w:rPr>
-              <w:t>Marcar Reunião de alinhamento com o gestor</w:t>
-            </w:r>
-          </w:p>
-        </w:tc>
-        <w:tc>
-          <w:tcPr>
-            <w:tcW w:w="1924" w:type="dxa"/>
-            <w:tcBorders>
-              <w:top w:val="single" w:sz="4" w:space="0" w:color="000000"/>
-              <w:left w:val="single" w:sz="4" w:space="0" w:color="000000"/>
-              <w:bottom w:val="single" w:sz="4" w:space="0" w:color="000000"/>
-              <w:right w:val="single" w:sz="4" w:space="0" w:color="000000"/>
-            </w:tcBorders>
-          </w:tcPr>
-          <w:p>
-            <w:pPr>
-              <w:pStyle w:val="TableParagraph"/>
-              <w:spacing w:before="7"/>
-              <w:ind w:left="36" w:right="23"/>
-              <w:jc w:val="center"/>
-              <w:rPr>
-                <w:sz w:val="23"/>
-              </w:rPr>
-            </w:pPr>
-            <w:r>
-              <w:rPr>
-                <w:sz w:val="23"/>
-              </w:rPr>
-              <w:t>Ian</w:t>
-            </w:r>
-          </w:p>
-        </w:tc>
-        <w:tc>
-          <w:tcPr>
-            <w:tcW w:w="1276" w:type="dxa"/>
-            <w:tcBorders>
-              <w:top w:val="single" w:sz="4" w:space="0" w:color="000000"/>
-              <w:left w:val="single" w:sz="4" w:space="0" w:color="000000"/>
-              <w:bottom w:val="single" w:sz="4" w:space="0" w:color="000000"/>
-              <w:right w:val="single" w:sz="4" w:space="0" w:color="000000"/>
-            </w:tcBorders>
-          </w:tcPr>
-          <w:p>
-            <w:pPr>
-              <w:pStyle w:val="TableParagraph"/>
-              <w:ind w:left="25" w:right="26"/>
-              <w:jc w:val="center"/>
-              <w:rPr>
-                <w:sz w:val="24"/>
-                <w:szCs w:val="24"/>
-              </w:rPr>
-            </w:pPr>
-            <w:r>
-              <w:rPr>
-                <w:sz w:val="24"/>
-                <w:szCs w:val="24"/>
-              </w:rPr>
-              <w:t>26/10/2026</w:t>
-            </w:r>
-          </w:p>
-        </w:tc>
-        <w:tc>
-          <w:tcPr>
-            <w:tcW w:w="1240" w:type="dxa"/>
-            <w:tcBorders>
-              <w:top w:val="single" w:sz="4" w:space="0" w:color="000000"/>
-              <w:left w:val="single" w:sz="4" w:space="0" w:color="000000"/>
-              <w:bottom w:val="single" w:sz="4" w:space="0" w:color="000000"/>
-              <w:right w:val="single" w:sz="4" w:space="0" w:color="000000"/>
-            </w:tcBorders>
-          </w:tcPr>
-          <w:p>
-            <w:pPr>
-              <w:pStyle w:val="TableParagraph"/>
-              <w:ind w:left="44"/>
-              <w:jc w:val="center"/>
-              <w:rPr>
-                <w:sz w:val="24"/>
-                <w:szCs w:val="24"/>
-              </w:rPr>
-            </w:pPr>
-            <w:r>
-              <w:rPr>
-                <w:sz w:val="24"/>
-                <w:szCs w:val="24"/>
-              </w:rPr>
-              <w:t>26/10/2026</w:t>
-            </w:r>
-          </w:p>
-        </w:tc>
-        <w:tc>
-          <w:tcPr>
-            <w:tcW w:w="2270" w:type="dxa"/>
-            <w:tcBorders>
-              <w:top w:val="single" w:sz="4" w:space="0" w:color="000000"/>
-              <w:left w:val="single" w:sz="4" w:space="0" w:color="000000"/>
-              <w:bottom w:val="single" w:sz="4" w:space="0" w:color="000000"/>
-              <w:right w:val="single" w:sz="4" w:space="0" w:color="000000"/>
-            </w:tcBorders>
-          </w:tcPr>
-          <w:p>
-            <w:pPr>
-              <w:pStyle w:val="TableParagraph"/>
-            </w:pPr>
-          </w:p>
-        </w:tc>
-      </w:tr>
-      <w:tr>
-        <w:trPr>
-          <w:trHeight w:val="299"/>
-        </w:trPr>
-        <w:tc>
-          <w:tcPr>
-            <w:tcW w:w="497" w:type="dxa"/>
-            <w:tcBorders>
-              <w:top w:val="single" w:sz="4" w:space="0" w:color="000000"/>
-              <w:left w:val="single" w:sz="4" w:space="0" w:color="000000"/>
-              <w:bottom w:val="single" w:sz="4" w:space="0" w:color="000000"/>
-              <w:right w:val="single" w:sz="4" w:space="0" w:color="000000"/>
-            </w:tcBorders>
-            <w:vAlign w:val="center"/>
-          </w:tcPr>
-          <w:p>
-            <w:pPr>
-              <w:pStyle w:val="TableParagraph"/>
-              <w:spacing w:before="7"/>
-              <w:ind w:left="64" w:right="14"/>
-              <w:jc w:val="center"/>
-              <w:rPr>
-                <w:spacing w:val="-5"/>
-                <w:w w:val="105"/>
-                <w:sz w:val="24"/>
-              </w:rPr>
-            </w:pPr>
-            <w:r>
-              <w:rPr>
-                <w:spacing w:val="-5"/>
-                <w:w w:val="105"/>
-                <w:sz w:val="24"/>
-              </w:rPr>
-              <w:t>39</w:t>
-            </w:r>
-          </w:p>
-        </w:tc>
-        <w:tc>
-          <w:tcPr>
-            <w:tcW w:w="3278" w:type="dxa"/>
-            <w:vMerge/>
-            <w:tcBorders>
-              <w:left w:val="single" w:sz="4" w:space="0" w:color="000000"/>
-              <w:right w:val="single" w:sz="4" w:space="0" w:color="000000"/>
-            </w:tcBorders>
-          </w:tcPr>
-          <w:p>
-            <w:pPr>
-              <w:rPr>
-                <w:sz w:val="2"/>
-                <w:szCs w:val="2"/>
-              </w:rPr>
-            </w:pPr>
-          </w:p>
-        </w:tc>
-        <w:tc>
-          <w:tcPr>
-            <w:tcW w:w="4611" w:type="dxa"/>
-            <w:tcBorders>
-              <w:top w:val="single" w:sz="4" w:space="0" w:color="000000"/>
-              <w:left w:val="single" w:sz="4" w:space="0" w:color="000000"/>
-              <w:bottom w:val="single" w:sz="4" w:space="0" w:color="000000"/>
-              <w:right w:val="single" w:sz="4" w:space="0" w:color="000000"/>
-            </w:tcBorders>
-          </w:tcPr>
-          <w:p>
-            <w:pPr>
-              <w:pStyle w:val="TableParagraph"/>
-              <w:ind w:left="87"/>
-              <w:rPr>
-                <w:sz w:val="24"/>
-                <w:szCs w:val="24"/>
-              </w:rPr>
-            </w:pPr>
-            <w:r>
-              <w:rPr>
-                <w:sz w:val="24"/>
-                <w:szCs w:val="24"/>
-              </w:rPr>
-              <w:t xml:space="preserve">Reunir com o gestor para apresentar e aprovar os problemas escolhidos (alinhamento de expectativa) </w:t>
-            </w:r>
-          </w:p>
-        </w:tc>
-        <w:tc>
-          <w:tcPr>
-            <w:tcW w:w="1924" w:type="dxa"/>
-            <w:tcBorders>
-              <w:top w:val="single" w:sz="4" w:space="0" w:color="000000"/>
-              <w:left w:val="single" w:sz="4" w:space="0" w:color="000000"/>
-              <w:bottom w:val="single" w:sz="4" w:space="0" w:color="000000"/>
-              <w:right w:val="single" w:sz="4" w:space="0" w:color="000000"/>
-            </w:tcBorders>
-            <w:vAlign w:val="center"/>
-          </w:tcPr>
-          <w:p>
-            <w:pPr>
-              <w:pStyle w:val="TableParagraph"/>
-              <w:spacing w:before="7"/>
-              <w:ind w:left="36" w:right="23"/>
-              <w:jc w:val="center"/>
-              <w:rPr>
-                <w:sz w:val="23"/>
-              </w:rPr>
-            </w:pPr>
-            <w:r>
-              <w:rPr>
-                <w:sz w:val="23"/>
-              </w:rPr>
-              <w:t>Ian e Igor</w:t>
-            </w:r>
-          </w:p>
-        </w:tc>
-        <w:tc>
-          <w:tcPr>
-            <w:tcW w:w="1276" w:type="dxa"/>
-            <w:tcBorders>
-              <w:top w:val="single" w:sz="4" w:space="0" w:color="000000"/>
-              <w:left w:val="single" w:sz="4" w:space="0" w:color="000000"/>
-              <w:bottom w:val="single" w:sz="4" w:space="0" w:color="000000"/>
-              <w:right w:val="single" w:sz="4" w:space="0" w:color="000000"/>
-            </w:tcBorders>
-            <w:vAlign w:val="center"/>
-          </w:tcPr>
-          <w:p>
-            <w:pPr>
-              <w:pStyle w:val="TableParagraph"/>
-              <w:ind w:left="25" w:right="26"/>
-              <w:jc w:val="center"/>
-              <w:rPr>
-                <w:sz w:val="24"/>
-                <w:szCs w:val="24"/>
-              </w:rPr>
-            </w:pPr>
-            <w:r>
-              <w:rPr>
-                <w:sz w:val="24"/>
-                <w:szCs w:val="24"/>
-              </w:rPr>
-              <w:t>27/10/2026</w:t>
-            </w:r>
-          </w:p>
-        </w:tc>
-        <w:tc>
-          <w:tcPr>
-            <w:tcW w:w="1240" w:type="dxa"/>
-            <w:tcBorders>
-              <w:top w:val="single" w:sz="4" w:space="0" w:color="000000"/>
-              <w:left w:val="single" w:sz="4" w:space="0" w:color="000000"/>
-              <w:bottom w:val="single" w:sz="4" w:space="0" w:color="000000"/>
-              <w:right w:val="single" w:sz="4" w:space="0" w:color="000000"/>
-            </w:tcBorders>
-            <w:vAlign w:val="center"/>
-          </w:tcPr>
-          <w:p>
-            <w:pPr>
-              <w:pStyle w:val="TableParagraph"/>
-              <w:ind w:left="44"/>
-              <w:jc w:val="center"/>
-              <w:rPr>
-                <w:sz w:val="24"/>
-                <w:szCs w:val="24"/>
-              </w:rPr>
-            </w:pPr>
-            <w:r>
-              <w:rPr>
-                <w:sz w:val="24"/>
-                <w:szCs w:val="24"/>
-              </w:rPr>
-              <w:t>27/10/2026</w:t>
-            </w:r>
-          </w:p>
-        </w:tc>
-        <w:tc>
-          <w:tcPr>
-            <w:tcW w:w="2270" w:type="dxa"/>
-            <w:tcBorders>
-              <w:top w:val="single" w:sz="4" w:space="0" w:color="000000"/>
-              <w:left w:val="single" w:sz="4" w:space="0" w:color="000000"/>
-              <w:bottom w:val="single" w:sz="4" w:space="0" w:color="000000"/>
-              <w:right w:val="single" w:sz="4" w:space="0" w:color="000000"/>
-            </w:tcBorders>
-          </w:tcPr>
-          <w:p>
-            <w:pPr>
-              <w:pStyle w:val="TableParagraph"/>
-            </w:pPr>
-          </w:p>
-        </w:tc>
-      </w:tr>
-      <w:tr>
-        <w:trPr>
-          <w:trHeight w:val="85"/>
-        </w:trPr>
-        <w:tc>
-          <w:tcPr>
-            <w:tcW w:w="497" w:type="dxa"/>
-            <w:tcBorders>
-              <w:top w:val="single" w:sz="4" w:space="0" w:color="000000"/>
-              <w:left w:val="single" w:sz="4" w:space="0" w:color="000000"/>
-              <w:bottom w:val="single" w:sz="4" w:space="0" w:color="000000"/>
-              <w:right w:val="single" w:sz="4" w:space="0" w:color="000000"/>
-            </w:tcBorders>
-            <w:vAlign w:val="center"/>
-          </w:tcPr>
-          <w:p>
-            <w:pPr>
-              <w:pStyle w:val="TableParagraph"/>
-              <w:spacing w:before="7"/>
-              <w:ind w:left="64" w:right="14"/>
-              <w:jc w:val="center"/>
-              <w:rPr>
-                <w:spacing w:val="-5"/>
-                <w:w w:val="105"/>
-                <w:sz w:val="24"/>
-              </w:rPr>
-            </w:pPr>
-            <w:r>
-              <w:rPr>
-                <w:spacing w:val="-5"/>
-                <w:w w:val="105"/>
-                <w:sz w:val="24"/>
-              </w:rPr>
-              <w:t>40</w:t>
-            </w:r>
-          </w:p>
-        </w:tc>
-        <w:tc>
-          <w:tcPr>
-            <w:tcW w:w="3278" w:type="dxa"/>
-            <w:vMerge/>
-            <w:tcBorders>
-              <w:left w:val="single" w:sz="4" w:space="0" w:color="000000"/>
-              <w:right w:val="single" w:sz="4" w:space="0" w:color="000000"/>
-            </w:tcBorders>
-          </w:tcPr>
-          <w:p>
-            <w:pPr>
-              <w:rPr>
-                <w:sz w:val="2"/>
-                <w:szCs w:val="2"/>
-              </w:rPr>
-            </w:pPr>
-          </w:p>
-        </w:tc>
-        <w:tc>
-          <w:tcPr>
-            <w:tcW w:w="4611" w:type="dxa"/>
-            <w:tcBorders>
-              <w:top w:val="single" w:sz="4" w:space="0" w:color="000000"/>
-              <w:left w:val="single" w:sz="4" w:space="0" w:color="000000"/>
-              <w:bottom w:val="single" w:sz="4" w:space="0" w:color="000000"/>
-              <w:right w:val="single" w:sz="4" w:space="0" w:color="000000"/>
-            </w:tcBorders>
-          </w:tcPr>
-          <w:p>
-            <w:pPr>
-              <w:pStyle w:val="TableParagraph"/>
-              <w:ind w:left="87"/>
-              <w:rPr>
-                <w:sz w:val="24"/>
-                <w:szCs w:val="24"/>
-              </w:rPr>
-            </w:pPr>
-            <w:r>
-              <w:rPr>
-                <w:sz w:val="24"/>
-                <w:szCs w:val="24"/>
-              </w:rPr>
-              <w:t>Elaborar e redigir a súmula de reunião com base nos acordos firmados na reunião</w:t>
-            </w:r>
-          </w:p>
-        </w:tc>
-        <w:tc>
-          <w:tcPr>
-            <w:tcW w:w="1924" w:type="dxa"/>
-            <w:tcBorders>
-              <w:top w:val="single" w:sz="4" w:space="0" w:color="000000"/>
-              <w:left w:val="single" w:sz="4" w:space="0" w:color="000000"/>
-              <w:bottom w:val="single" w:sz="4" w:space="0" w:color="000000"/>
-              <w:right w:val="single" w:sz="4" w:space="0" w:color="000000"/>
-            </w:tcBorders>
-            <w:vAlign w:val="center"/>
-          </w:tcPr>
-          <w:p>
-            <w:pPr>
-              <w:pStyle w:val="TableParagraph"/>
-              <w:spacing w:before="7"/>
-              <w:ind w:left="36" w:right="23"/>
-              <w:jc w:val="center"/>
-              <w:rPr>
-                <w:sz w:val="23"/>
-              </w:rPr>
-            </w:pPr>
-            <w:r>
-              <w:rPr>
-                <w:sz w:val="23"/>
-                <w:szCs w:val="23"/>
-              </w:rPr>
-              <w:t>Igor</w:t>
-            </w:r>
-          </w:p>
-        </w:tc>
-        <w:tc>
-          <w:tcPr>
-            <w:tcW w:w="1276" w:type="dxa"/>
-            <w:tcBorders>
-              <w:top w:val="single" w:sz="4" w:space="0" w:color="000000"/>
-              <w:left w:val="single" w:sz="4" w:space="0" w:color="000000"/>
-              <w:bottom w:val="single" w:sz="4" w:space="0" w:color="000000"/>
-              <w:right w:val="single" w:sz="4" w:space="0" w:color="000000"/>
-            </w:tcBorders>
-            <w:vAlign w:val="center"/>
-          </w:tcPr>
-          <w:p>
-            <w:pPr>
-              <w:pStyle w:val="TableParagraph"/>
-              <w:ind w:left="25" w:right="26"/>
-              <w:jc w:val="center"/>
-              <w:rPr>
-                <w:sz w:val="24"/>
-                <w:szCs w:val="24"/>
-              </w:rPr>
-            </w:pPr>
-            <w:r>
-              <w:rPr>
-                <w:sz w:val="24"/>
-                <w:szCs w:val="24"/>
-              </w:rPr>
-              <w:t>27/10/2026</w:t>
-            </w:r>
-          </w:p>
-        </w:tc>
-        <w:tc>
-          <w:tcPr>
-            <w:tcW w:w="1240" w:type="dxa"/>
-            <w:tcBorders>
-              <w:top w:val="single" w:sz="4" w:space="0" w:color="000000"/>
-              <w:left w:val="single" w:sz="4" w:space="0" w:color="000000"/>
-              <w:bottom w:val="single" w:sz="4" w:space="0" w:color="000000"/>
-              <w:right w:val="single" w:sz="4" w:space="0" w:color="000000"/>
-            </w:tcBorders>
-            <w:vAlign w:val="center"/>
-          </w:tcPr>
-          <w:p>
-            <w:pPr>
-              <w:pStyle w:val="TableParagraph"/>
-              <w:ind w:left="44"/>
-              <w:jc w:val="center"/>
-              <w:rPr>
-                <w:sz w:val="24"/>
-                <w:szCs w:val="24"/>
-              </w:rPr>
-            </w:pPr>
-            <w:r>
-              <w:rPr>
-                <w:sz w:val="24"/>
-                <w:szCs w:val="24"/>
-              </w:rPr>
-              <w:t>27/10/2026</w:t>
-            </w:r>
-          </w:p>
-        </w:tc>
-        <w:tc>
-          <w:tcPr>
-            <w:tcW w:w="2270" w:type="dxa"/>
-            <w:tcBorders>
-              <w:top w:val="single" w:sz="4" w:space="0" w:color="000000"/>
-              <w:left w:val="single" w:sz="4" w:space="0" w:color="000000"/>
-              <w:bottom w:val="single" w:sz="4" w:space="0" w:color="000000"/>
-              <w:right w:val="single" w:sz="4" w:space="0" w:color="000000"/>
-            </w:tcBorders>
-          </w:tcPr>
-          <w:p>
-            <w:pPr>
-              <w:pStyle w:val="TableParagraph"/>
-            </w:pPr>
-          </w:p>
-        </w:tc>
-      </w:tr>
-      <w:tr>
-        <w:trPr>
-          <w:trHeight w:val="299"/>
-        </w:trPr>
-        <w:tc>
-          <w:tcPr>
-            <w:tcW w:w="497" w:type="dxa"/>
-            <w:tcBorders>
-              <w:top w:val="single" w:sz="4" w:space="0" w:color="000000"/>
-              <w:left w:val="single" w:sz="4" w:space="0" w:color="000000"/>
-              <w:bottom w:val="single" w:sz="4" w:space="0" w:color="000000"/>
-              <w:right w:val="single" w:sz="4" w:space="0" w:color="000000"/>
-            </w:tcBorders>
-            <w:vAlign w:val="center"/>
-          </w:tcPr>
-          <w:p>
-            <w:pPr>
-              <w:pStyle w:val="TableParagraph"/>
-              <w:spacing w:before="7"/>
-              <w:ind w:left="64" w:right="14"/>
-              <w:jc w:val="center"/>
-              <w:rPr>
-                <w:spacing w:val="-5"/>
-                <w:w w:val="105"/>
-                <w:sz w:val="24"/>
-              </w:rPr>
-            </w:pPr>
-            <w:r>
-              <w:rPr>
-                <w:spacing w:val="-5"/>
-                <w:w w:val="105"/>
-                <w:sz w:val="24"/>
-              </w:rPr>
-              <w:t>41</w:t>
-            </w:r>
-          </w:p>
-        </w:tc>
-        <w:tc>
-          <w:tcPr>
-            <w:tcW w:w="3278" w:type="dxa"/>
-            <w:vMerge/>
-            <w:tcBorders>
-              <w:left w:val="single" w:sz="4" w:space="0" w:color="000000"/>
-              <w:right w:val="single" w:sz="4" w:space="0" w:color="000000"/>
-            </w:tcBorders>
-          </w:tcPr>
-          <w:p>
-            <w:pPr>
-              <w:rPr>
-                <w:sz w:val="2"/>
-                <w:szCs w:val="2"/>
-              </w:rPr>
-            </w:pPr>
-          </w:p>
-        </w:tc>
-        <w:tc>
-          <w:tcPr>
-            <w:tcW w:w="4611" w:type="dxa"/>
-            <w:tcBorders>
-              <w:top w:val="single" w:sz="4" w:space="0" w:color="000000"/>
-              <w:left w:val="single" w:sz="4" w:space="0" w:color="000000"/>
-              <w:bottom w:val="single" w:sz="4" w:space="0" w:color="000000"/>
-              <w:right w:val="single" w:sz="4" w:space="0" w:color="000000"/>
-            </w:tcBorders>
-          </w:tcPr>
-          <w:p>
-            <w:pPr>
-              <w:pStyle w:val="TableParagraph"/>
-              <w:ind w:left="87"/>
-              <w:rPr>
-                <w:sz w:val="24"/>
-                <w:szCs w:val="24"/>
-              </w:rPr>
-            </w:pPr>
-            <w:r>
-              <w:rPr>
-                <w:sz w:val="24"/>
-                <w:szCs w:val="24"/>
-              </w:rPr>
-              <w:t>Coletar a assinatura do gestor responsável na súmula.</w:t>
-            </w:r>
-          </w:p>
-        </w:tc>
-        <w:tc>
-          <w:tcPr>
-            <w:tcW w:w="1924" w:type="dxa"/>
-            <w:tcBorders>
-              <w:top w:val="single" w:sz="4" w:space="0" w:color="000000"/>
-              <w:left w:val="single" w:sz="4" w:space="0" w:color="000000"/>
-              <w:bottom w:val="single" w:sz="4" w:space="0" w:color="000000"/>
-              <w:right w:val="single" w:sz="4" w:space="0" w:color="000000"/>
-            </w:tcBorders>
-            <w:vAlign w:val="center"/>
-          </w:tcPr>
-          <w:p>
-            <w:pPr>
-              <w:pStyle w:val="TableParagraph"/>
-              <w:spacing w:before="7"/>
-              <w:ind w:left="36" w:right="23"/>
-              <w:jc w:val="center"/>
-              <w:rPr>
-                <w:sz w:val="23"/>
-              </w:rPr>
-            </w:pPr>
-            <w:r>
-              <w:rPr>
-                <w:sz w:val="23"/>
-              </w:rPr>
-              <w:t>Ian</w:t>
-            </w:r>
-          </w:p>
-        </w:tc>
-        <w:tc>
-          <w:tcPr>
-            <w:tcW w:w="1276" w:type="dxa"/>
-            <w:tcBorders>
-              <w:top w:val="single" w:sz="4" w:space="0" w:color="000000"/>
-              <w:left w:val="single" w:sz="4" w:space="0" w:color="000000"/>
-              <w:bottom w:val="single" w:sz="4" w:space="0" w:color="000000"/>
-              <w:right w:val="single" w:sz="4" w:space="0" w:color="000000"/>
-            </w:tcBorders>
-            <w:vAlign w:val="center"/>
-          </w:tcPr>
-          <w:p>
-            <w:pPr>
-              <w:pStyle w:val="TableParagraph"/>
-              <w:ind w:left="25" w:right="26"/>
-              <w:jc w:val="center"/>
-              <w:rPr>
-                <w:sz w:val="24"/>
-                <w:szCs w:val="24"/>
-              </w:rPr>
-            </w:pPr>
-            <w:r>
-              <w:rPr>
-                <w:sz w:val="24"/>
-                <w:szCs w:val="24"/>
-              </w:rPr>
-              <w:t>28/10/2026</w:t>
-            </w:r>
-          </w:p>
-        </w:tc>
-        <w:tc>
-          <w:tcPr>
-            <w:tcW w:w="1240" w:type="dxa"/>
-            <w:tcBorders>
-              <w:top w:val="single" w:sz="4" w:space="0" w:color="000000"/>
-              <w:left w:val="single" w:sz="4" w:space="0" w:color="000000"/>
-              <w:bottom w:val="single" w:sz="4" w:space="0" w:color="000000"/>
-              <w:right w:val="single" w:sz="4" w:space="0" w:color="000000"/>
-            </w:tcBorders>
-            <w:vAlign w:val="center"/>
-          </w:tcPr>
-          <w:p>
-            <w:pPr>
-              <w:pStyle w:val="TableParagraph"/>
-              <w:ind w:left="44"/>
-              <w:jc w:val="center"/>
-              <w:rPr>
-                <w:sz w:val="24"/>
-                <w:szCs w:val="24"/>
-              </w:rPr>
-            </w:pPr>
-            <w:r>
-              <w:rPr>
-                <w:sz w:val="24"/>
-                <w:szCs w:val="24"/>
-              </w:rPr>
-              <w:t>28/10/2026</w:t>
-            </w:r>
-          </w:p>
-        </w:tc>
-        <w:tc>
-          <w:tcPr>
-            <w:tcW w:w="2270" w:type="dxa"/>
-            <w:tcBorders>
-              <w:top w:val="single" w:sz="4" w:space="0" w:color="000000"/>
-              <w:left w:val="single" w:sz="4" w:space="0" w:color="000000"/>
-              <w:bottom w:val="single" w:sz="4" w:space="0" w:color="000000"/>
-              <w:right w:val="single" w:sz="4" w:space="0" w:color="000000"/>
-            </w:tcBorders>
-          </w:tcPr>
-          <w:p>
-            <w:pPr>
-              <w:pStyle w:val="TableParagraph"/>
-            </w:pPr>
-          </w:p>
-        </w:tc>
-      </w:tr>
-      <w:tr>
-        <w:trPr>
-          <w:trHeight w:val="299"/>
-        </w:trPr>
-        <w:tc>
-          <w:tcPr>
-            <w:tcW w:w="497" w:type="dxa"/>
-            <w:tcBorders>
-              <w:top w:val="single" w:sz="4" w:space="0" w:color="000000"/>
-              <w:left w:val="single" w:sz="4" w:space="0" w:color="000000"/>
-              <w:bottom w:val="single" w:sz="4" w:space="0" w:color="000000"/>
-              <w:right w:val="single" w:sz="4" w:space="0" w:color="000000"/>
-            </w:tcBorders>
-            <w:vAlign w:val="center"/>
-          </w:tcPr>
-          <w:p>
-            <w:pPr>
-              <w:pStyle w:val="TableParagraph"/>
-              <w:spacing w:before="7"/>
-              <w:ind w:left="64" w:right="14"/>
-              <w:jc w:val="center"/>
-              <w:rPr>
-                <w:spacing w:val="-5"/>
-                <w:w w:val="105"/>
-                <w:sz w:val="24"/>
-              </w:rPr>
-            </w:pPr>
-            <w:r>
-              <w:rPr>
-                <w:spacing w:val="-5"/>
-                <w:w w:val="105"/>
-                <w:sz w:val="24"/>
-              </w:rPr>
-              <w:t>42</w:t>
-            </w:r>
-          </w:p>
-        </w:tc>
-        <w:tc>
-          <w:tcPr>
-            <w:tcW w:w="3278" w:type="dxa"/>
-            <w:vMerge/>
-            <w:tcBorders>
-              <w:left w:val="single" w:sz="4" w:space="0" w:color="000000"/>
-              <w:bottom w:val="single" w:sz="4" w:space="0" w:color="000000"/>
-              <w:right w:val="single" w:sz="4" w:space="0" w:color="000000"/>
-            </w:tcBorders>
-          </w:tcPr>
-          <w:p>
-            <w:pPr>
-              <w:rPr>
-                <w:sz w:val="2"/>
-                <w:szCs w:val="2"/>
-              </w:rPr>
-            </w:pPr>
-          </w:p>
-        </w:tc>
-        <w:tc>
-          <w:tcPr>
-            <w:tcW w:w="4611" w:type="dxa"/>
-            <w:tcBorders>
-              <w:top w:val="single" w:sz="4" w:space="0" w:color="000000"/>
-              <w:left w:val="single" w:sz="4" w:space="0" w:color="000000"/>
-              <w:bottom w:val="single" w:sz="4" w:space="0" w:color="000000"/>
-              <w:right w:val="single" w:sz="4" w:space="0" w:color="000000"/>
-            </w:tcBorders>
-          </w:tcPr>
-          <w:p>
-            <w:pPr>
-              <w:pStyle w:val="TableParagraph"/>
-              <w:ind w:left="87"/>
-              <w:rPr>
-                <w:sz w:val="24"/>
-                <w:szCs w:val="24"/>
-              </w:rPr>
-            </w:pPr>
-            <w:r>
-              <w:rPr>
-                <w:sz w:val="24"/>
-                <w:szCs w:val="24"/>
-              </w:rPr>
-              <w:t>Redigir, ajustar e consolidar a versão final do relatório com as justificativas do escopo.</w:t>
-            </w:r>
-          </w:p>
-        </w:tc>
-        <w:tc>
-          <w:tcPr>
-            <w:tcW w:w="1924" w:type="dxa"/>
-            <w:tcBorders>
-              <w:top w:val="single" w:sz="4" w:space="0" w:color="000000"/>
-              <w:left w:val="single" w:sz="4" w:space="0" w:color="000000"/>
-              <w:bottom w:val="single" w:sz="4" w:space="0" w:color="000000"/>
-              <w:right w:val="single" w:sz="4" w:space="0" w:color="000000"/>
-            </w:tcBorders>
-            <w:vAlign w:val="center"/>
-          </w:tcPr>
-          <w:p>
-            <w:pPr>
-              <w:pStyle w:val="TableParagraph"/>
-              <w:spacing w:before="7"/>
-              <w:ind w:left="36" w:right="23"/>
-              <w:jc w:val="center"/>
-              <w:rPr>
-                <w:sz w:val="23"/>
-              </w:rPr>
-            </w:pPr>
-            <w:r>
-              <w:rPr>
-                <w:sz w:val="23"/>
-              </w:rPr>
-              <w:t>Thiago, Leandro e Lucas</w:t>
-            </w:r>
-          </w:p>
-        </w:tc>
-        <w:tc>
-          <w:tcPr>
-            <w:tcW w:w="1276" w:type="dxa"/>
-            <w:tcBorders>
-              <w:top w:val="single" w:sz="4" w:space="0" w:color="000000"/>
-              <w:left w:val="single" w:sz="4" w:space="0" w:color="000000"/>
-              <w:bottom w:val="single" w:sz="4" w:space="0" w:color="000000"/>
-              <w:right w:val="single" w:sz="4" w:space="0" w:color="000000"/>
-            </w:tcBorders>
-            <w:vAlign w:val="center"/>
-          </w:tcPr>
-          <w:p>
-            <w:pPr>
-              <w:pStyle w:val="TableParagraph"/>
-              <w:ind w:left="25" w:right="26"/>
-              <w:jc w:val="center"/>
-              <w:rPr>
-                <w:sz w:val="24"/>
-                <w:szCs w:val="24"/>
-              </w:rPr>
-            </w:pPr>
-            <w:r>
-              <w:rPr>
-                <w:sz w:val="24"/>
-                <w:szCs w:val="24"/>
-              </w:rPr>
-              <w:t>29/10/2026</w:t>
-            </w:r>
-          </w:p>
-        </w:tc>
-        <w:tc>
-          <w:tcPr>
-            <w:tcW w:w="1240" w:type="dxa"/>
-            <w:tcBorders>
-              <w:top w:val="single" w:sz="4" w:space="0" w:color="000000"/>
-              <w:left w:val="single" w:sz="4" w:space="0" w:color="000000"/>
-              <w:bottom w:val="single" w:sz="4" w:space="0" w:color="000000"/>
-              <w:right w:val="single" w:sz="4" w:space="0" w:color="000000"/>
-            </w:tcBorders>
-            <w:vAlign w:val="center"/>
-          </w:tcPr>
-          <w:p>
-            <w:pPr>
-              <w:pStyle w:val="TableParagraph"/>
-              <w:ind w:left="44"/>
-              <w:jc w:val="center"/>
-              <w:rPr>
-                <w:sz w:val="24"/>
-                <w:szCs w:val="24"/>
-              </w:rPr>
-            </w:pPr>
-            <w:r>
-              <w:rPr>
-                <w:sz w:val="24"/>
-                <w:szCs w:val="24"/>
-              </w:rPr>
               <w:t>29/10/2026</w:t>
             </w:r>
           </w:p>
@@ -20535,6 +19680,13 @@
         </w:tc>
       </w:tr>
     </w:tbl>
+    <w:p/>
+    <w:p/>
+    <w:p/>
+    <w:p/>
+    <w:p/>
+    <w:p/>
+    <w:p/>
     <w:p/>
     <w:tbl>
       <w:tblPr>
@@ -23641,6 +22793,44 @@
     </w:sectPr>
   </w:body>
 </w:document>
+</file>
+
+<file path=word/endnotes.xml><?xml version="1.0" encoding="utf-8"?>
+<w:endnotes xmlns:wpc="http://schemas.microsoft.com/office/word/2010/wordprocessingCanvas" xmlns:cx="http://schemas.microsoft.com/office/drawing/2014/chartex" xmlns:cx1="http://schemas.microsoft.com/office/drawing/2015/9/8/chartex" xmlns:cx2="http://schemas.microsoft.com/office/drawing/2015/10/21/chartex" xmlns:cx3="http://schemas.microsoft.com/office/drawing/2016/5/9/chartex" xmlns:cx4="http://schemas.microsoft.com/office/drawing/2016/5/10/chartex" xmlns:cx5="http://schemas.microsoft.com/office/drawing/2016/5/11/chartex" xmlns:cx6="http://schemas.microsoft.com/office/drawing/2016/5/12/chartex" xmlns:cx7="http://schemas.microsoft.com/office/drawing/2016/5/13/chartex" xmlns:cx8="http://schemas.microsoft.com/office/drawing/2016/5/14/chartex" xmlns:mc="http://schemas.openxmlformats.org/markup-compatibility/2006" xmlns:aink="http://schemas.microsoft.com/office/drawing/2016/ink" xmlns:am3d="http://schemas.microsoft.com/office/drawing/2017/model3d" xmlns:o="urn:schemas-microsoft-com:office:office" xmlns:r="http://schemas.openxmlformats.org/officeDocument/2006/relationships" xmlns:m="http://schemas.openxmlformats.org/officeDocument/2006/math" xmlns:v="urn:schemas-microsoft-com:vml" xmlns:wp14="http://schemas.microsoft.com/office/word/2010/wordprocessingDrawing" xmlns:wp="http://schemas.openxmlformats.org/drawingml/2006/wordprocessingDrawing" xmlns:w10="urn:schemas-microsoft-com:office:word" xmlns:w="http://schemas.openxmlformats.org/wordprocessingml/2006/main" xmlns:w14="http://schemas.microsoft.com/office/word/2010/wordml" xmlns:w15="http://schemas.microsoft.com/office/word/2012/wordml" xmlns:w16cex="http://schemas.microsoft.com/office/word/2018/wordml/cex" xmlns:w16cid="http://schemas.microsoft.com/office/word/2016/wordml/cid" xmlns:w16="http://schemas.microsoft.com/office/word/2018/wordml" xmlns:w16se="http://schemas.microsoft.com/office/word/2015/wordml/symex" xmlns:wpg="http://schemas.microsoft.com/office/word/2010/wordprocessingGroup" xmlns:wpi="http://schemas.microsoft.com/office/word/2010/wordprocessingInk" xmlns:wne="http://schemas.microsoft.com/office/word/2006/wordml" xmlns:wps="http://schemas.microsoft.com/office/word/2010/wordprocessingShape" mc:Ignorable="w14 w15 w16se w16cid w16 w16cex wp14">
+  <w:endnote w:type="separator" w:id="-1">
+    <w:p>
+      <w:r>
+        <w:separator/>
+      </w:r>
+    </w:p>
+  </w:endnote>
+  <w:endnote w:type="continuationSeparator" w:id="0">
+    <w:p>
+      <w:r>
+        <w:continuationSeparator/>
+      </w:r>
+    </w:p>
+  </w:endnote>
+</w:endnotes>
+</file>
+
+<file path=word/footnotes.xml><?xml version="1.0" encoding="utf-8"?>
+<w:footnotes xmlns:wpc="http://schemas.microsoft.com/office/word/2010/wordprocessingCanvas" xmlns:cx="http://schemas.microsoft.com/office/drawing/2014/chartex" xmlns:cx1="http://schemas.microsoft.com/office/drawing/2015/9/8/chartex" xmlns:cx2="http://schemas.microsoft.com/office/drawing/2015/10/21/chartex" xmlns:cx3="http://schemas.microsoft.com/office/drawing/2016/5/9/chartex" xmlns:cx4="http://schemas.microsoft.com/office/drawing/2016/5/10/chartex" xmlns:cx5="http://schemas.microsoft.com/office/drawing/2016/5/11/chartex" xmlns:cx6="http://schemas.microsoft.com/office/drawing/2016/5/12/chartex" xmlns:cx7="http://schemas.microsoft.com/office/drawing/2016/5/13/chartex" xmlns:cx8="http://schemas.microsoft.com/office/drawing/2016/5/14/chartex" xmlns:mc="http://schemas.openxmlformats.org/markup-compatibility/2006" xmlns:aink="http://schemas.microsoft.com/office/drawing/2016/ink" xmlns:am3d="http://schemas.microsoft.com/office/drawing/2017/model3d" xmlns:o="urn:schemas-microsoft-com:office:office" xmlns:r="http://schemas.openxmlformats.org/officeDocument/2006/relationships" xmlns:m="http://schemas.openxmlformats.org/officeDocument/2006/math" xmlns:v="urn:schemas-microsoft-com:vml" xmlns:wp14="http://schemas.microsoft.com/office/word/2010/wordprocessingDrawing" xmlns:wp="http://schemas.openxmlformats.org/drawingml/2006/wordprocessingDrawing" xmlns:w10="urn:schemas-microsoft-com:office:word" xmlns:w="http://schemas.openxmlformats.org/wordprocessingml/2006/main" xmlns:w14="http://schemas.microsoft.com/office/word/2010/wordml" xmlns:w15="http://schemas.microsoft.com/office/word/2012/wordml" xmlns:w16cex="http://schemas.microsoft.com/office/word/2018/wordml/cex" xmlns:w16cid="http://schemas.microsoft.com/office/word/2016/wordml/cid" xmlns:w16="http://schemas.microsoft.com/office/word/2018/wordml" xmlns:w16se="http://schemas.microsoft.com/office/word/2015/wordml/symex" xmlns:wpg="http://schemas.microsoft.com/office/word/2010/wordprocessingGroup" xmlns:wpi="http://schemas.microsoft.com/office/word/2010/wordprocessingInk" xmlns:wne="http://schemas.microsoft.com/office/word/2006/wordml" xmlns:wps="http://schemas.microsoft.com/office/word/2010/wordprocessingShape" mc:Ignorable="w14 w15 w16se w16cid w16 w16cex wp14">
+  <w:footnote w:type="separator" w:id="-1">
+    <w:p>
+      <w:r>
+        <w:separator/>
+      </w:r>
+    </w:p>
+  </w:footnote>
+  <w:footnote w:type="continuationSeparator" w:id="0">
+    <w:p>
+      <w:r>
+        <w:continuationSeparator/>
+      </w:r>
+    </w:p>
+  </w:footnote>
+</w:footnotes>
 </file>
 
 <file path=word/numbering.xml><?xml version="1.0" encoding="utf-8"?>
@@ -23892,9 +23082,9 @@
   <w:abstractNum w:abstractNumId="2" w15:restartNumberingAfterBreak="0">
     <w:nsid w:val="5CC66F95"/>
     <w:multiLevelType w:val="hybridMultilevel"/>
-    <w:tmpl w:val="0FC45698"/>
-    <w:lvl w:ilvl="0" w:tplc="81008086">
-      <w:start w:val="8"/>
+    <w:tmpl w:val="649408A8"/>
+    <w:lvl w:ilvl="0" w:tplc="C35C1202">
+      <w:start w:val="7"/>
       <w:numFmt w:val="decimal"/>
       <w:lvlText w:val="%1."/>
       <w:lvlJc w:val="left"/>
@@ -24665,6 +23855,56 @@
       <w:bCs/>
     </w:rPr>
   </w:style>
+  <w:style w:type="paragraph" w:styleId="Cabealho">
+    <w:name w:val="header"/>
+    <w:basedOn w:val="Normal"/>
+    <w:link w:val="CabealhoChar"/>
+    <w:uiPriority w:val="99"/>
+    <w:unhideWhenUsed/>
+    <w:rsid w:val="00E025EF"/>
+    <w:pPr>
+      <w:tabs>
+        <w:tab w:val="center" w:pos="4252"/>
+        <w:tab w:val="right" w:pos="8504"/>
+      </w:tabs>
+    </w:pPr>
+  </w:style>
+  <w:style w:type="character" w:customStyle="1" w:styleId="CabealhoChar">
+    <w:name w:val="Cabeçalho Char"/>
+    <w:basedOn w:val="Fontepargpadro"/>
+    <w:link w:val="Cabealho"/>
+    <w:uiPriority w:val="99"/>
+    <w:rsid w:val="00E025EF"/>
+    <w:rPr>
+      <w:rFonts w:ascii="Times New Roman" w:eastAsia="Times New Roman" w:hAnsi="Times New Roman" w:cs="Times New Roman"/>
+      <w:lang w:val="pt-PT"/>
+    </w:rPr>
+  </w:style>
+  <w:style w:type="paragraph" w:styleId="Rodap">
+    <w:name w:val="footer"/>
+    <w:basedOn w:val="Normal"/>
+    <w:link w:val="RodapChar"/>
+    <w:uiPriority w:val="99"/>
+    <w:unhideWhenUsed/>
+    <w:rsid w:val="00E025EF"/>
+    <w:pPr>
+      <w:tabs>
+        <w:tab w:val="center" w:pos="4252"/>
+        <w:tab w:val="right" w:pos="8504"/>
+      </w:tabs>
+    </w:pPr>
+  </w:style>
+  <w:style w:type="character" w:customStyle="1" w:styleId="RodapChar">
+    <w:name w:val="Rodapé Char"/>
+    <w:basedOn w:val="Fontepargpadro"/>
+    <w:link w:val="Rodap"/>
+    <w:uiPriority w:val="99"/>
+    <w:rsid w:val="00E025EF"/>
+    <w:rPr>
+      <w:rFonts w:ascii="Times New Roman" w:eastAsia="Times New Roman" w:hAnsi="Times New Roman" w:cs="Times New Roman"/>
+      <w:lang w:val="pt-PT"/>
+    </w:rPr>
+  </w:style>
 </w:styles>
 </file>
 
